--- a/contratos/Contrato_de_Locacao_Residencial.docx
+++ b/contratos/Contrato_de_Locacao_Residencial.docx
@@ -823,33 +823,32 @@
           <w:sz w:val="22"/>
           <w:szCs w:val="22"/>
         </w:rPr>
-        <w:t>CLÁUSULA 4ª – DO VALOR D</w:t>
-      </w:r>
-      <w:r>
-        <w:rPr>
-          <w:rFonts w:eastAsia="Arial" w:cs="Arial" w:ascii="Arial" w:hAnsi="Arial"/>
-          <w:b/>
-          <w:bCs/>
-          <w:sz w:val="22"/>
-          <w:szCs w:val="22"/>
-        </w:rPr>
-        <w:t>A ALOCAÇÃO</w:t>
-      </w:r>
-    </w:p>
-    <w:p>
-      <w:pPr>
-        <w:pStyle w:val="Normal"/>
-        <w:spacing w:lineRule="auto" w:line="300" w:before="0" w:after="120"/>
-        <w:jc w:val="both"/>
-        <w:rPr/>
-      </w:pPr>
-      <w:r>
-        <w:rPr>
-          <w:rFonts w:eastAsia="Arial" w:cs="Arial" w:ascii="Arial" w:hAnsi="Arial"/>
-          <w:sz w:val="22"/>
-          <w:szCs w:val="22"/>
-        </w:rPr>
-        <w:t>O valor da locação será de R$ {{valor}}, sendo 50% (cinquenta por cento) pagos no ato da reserva e os 50% restantes no dia do check-in."</w:t>
+        <w:t>CLÁUSULA 4ª – DO VALOR DA LOCAÇÃO</w:t>
+      </w:r>
+      <w:r>
+        <w:rPr>
+          <w:rFonts w:eastAsia="Arial" w:cs="Arial" w:ascii="Arial" w:hAnsi="Arial"/>
+          <w:b/>
+          <w:bCs/>
+          <w:sz w:val="22"/>
+          <w:szCs w:val="22"/>
+        </w:rPr>
+      </w:r>
+    </w:p>
+    <w:p>
+      <w:pPr>
+        <w:pStyle w:val="Normal"/>
+        <w:spacing w:lineRule="auto" w:line="300" w:before="0" w:after="120"/>
+        <w:jc w:val="both"/>
+        <w:rPr/>
+      </w:pPr>
+      <w:r>
+        <w:rPr>
+          <w:rFonts w:eastAsia="Arial" w:cs="Arial" w:ascii="Arial" w:hAnsi="Arial"/>
+          <w:sz w:val="22"/>
+          <w:szCs w:val="22"/>
+        </w:rPr>
+        <w:t>O valor da locação será de {{valor}}.</w:t>
       </w:r>
     </w:p>
     <w:p>
@@ -1106,7 +1105,7 @@
           <w:sz w:val="22"/>
           <w:szCs w:val="22"/>
         </w:rPr>
-        <w:t>I – Efetuar o pagamento do valor da hospedagem e eventuais taxas nos prazos e condições pactuados neste contrato;</w:t>
+        <w:t>I – Efetuar o pagamento do aluguel e eventuais encargos nos prazos e condições pactuados neste contrato;</w:t>
       </w:r>
     </w:p>
     <w:p>
@@ -1126,7 +1125,7 @@
           <w:sz w:val="22"/>
           <w:szCs w:val="22"/>
         </w:rPr>
-        <w:t>II – Utilizar o imóvel exclusivamente para fins de hospedagem temporária, respeitando a capacidade máxima de ocupantes permitida;</w:t>
+        <w:t>II – Utilizar o imóvel exclusivamente para fins residenciais, respeitando a capacidade máxima de ocupantes permitida;</w:t>
       </w:r>
     </w:p>
     <w:p>
@@ -1166,23 +1165,21 @@
           <w:sz w:val="22"/>
           <w:szCs w:val="22"/>
         </w:rPr>
-        <w:t xml:space="preserve">IV – Comunicar imediatamente ao </w:t>
-      </w:r>
-      <w:r>
-        <w:rPr>
-          <w:rFonts w:eastAsia="Arial" w:cs="Arial" w:ascii="Arial" w:hAnsi="Arial"/>
-          <w:sz w:val="22"/>
-          <w:szCs w:val="22"/>
-        </w:rPr>
-        <w:t>LOCADOR</w:t>
-      </w:r>
-      <w:r>
-        <w:rPr>
-          <w:rFonts w:eastAsia="Arial" w:cs="Arial" w:ascii="Arial" w:hAnsi="Arial"/>
-          <w:sz w:val="22"/>
-          <w:szCs w:val="22"/>
-        </w:rPr>
-        <w:t xml:space="preserve"> qualquer dano, defeito ou avaria ocorrido durante a estadia;</w:t>
+        <w:t>IV – Comunicar imediatamente ao LOCADOR qualquer dano, defeito ou avaria ocorrido no imóvel durante a locação;</w:t>
+      </w:r>
+      <w:r>
+        <w:rPr>
+          <w:rFonts w:eastAsia="Arial" w:cs="Arial" w:ascii="Arial" w:hAnsi="Arial"/>
+          <w:sz w:val="22"/>
+          <w:szCs w:val="22"/>
+        </w:rPr>
+      </w:r>
+      <w:r>
+        <w:rPr>
+          <w:rFonts w:eastAsia="Arial" w:cs="Arial" w:ascii="Arial" w:hAnsi="Arial"/>
+          <w:sz w:val="22"/>
+          <w:szCs w:val="22"/>
+        </w:rPr>
       </w:r>
     </w:p>
     <w:p>
@@ -1333,25 +1330,23 @@
           <w:sz w:val="22"/>
           <w:szCs w:val="22"/>
         </w:rPr>
-        <w:t xml:space="preserve">I – Entregar o imóvel ao </w:t>
-      </w:r>
-      <w:r>
-        <w:rPr>
-          <w:rFonts w:eastAsia="Arial" w:cs="Arial" w:ascii="Arial" w:hAnsi="Arial"/>
-          <w:b w:val="false"/>
-          <w:bCs w:val="false"/>
-          <w:sz w:val="22"/>
-          <w:szCs w:val="22"/>
-        </w:rPr>
-        <w:t>LOCADOR</w:t>
-      </w:r>
-      <w:r>
-        <w:rPr>
-          <w:rFonts w:eastAsia="Arial" w:cs="Arial" w:ascii="Arial" w:hAnsi="Arial"/>
-          <w:sz w:val="22"/>
-          <w:szCs w:val="22"/>
-        </w:rPr>
-        <w:t xml:space="preserve"> limpo, higienizado e em perfeitas condições de uso na data e horário de check-in combinados;</w:t>
+        <w:t>I – Entregar o imóvel ao LOCATÁRIO limpo, higienizado e em perfeitas condições de uso na data de início da locação;</w:t>
+      </w:r>
+      <w:r>
+        <w:rPr>
+          <w:rFonts w:eastAsia="Arial" w:cs="Arial" w:ascii="Arial" w:hAnsi="Arial"/>
+          <w:b w:val="false"/>
+          <w:bCs w:val="false"/>
+          <w:sz w:val="22"/>
+          <w:szCs w:val="22"/>
+        </w:rPr>
+      </w:r>
+      <w:r>
+        <w:rPr>
+          <w:rFonts w:eastAsia="Arial" w:cs="Arial" w:ascii="Arial" w:hAnsi="Arial"/>
+          <w:sz w:val="22"/>
+          <w:szCs w:val="22"/>
+        </w:rPr>
       </w:r>
     </w:p>
     <w:p>
@@ -1371,25 +1366,23 @@
           <w:sz w:val="22"/>
           <w:szCs w:val="22"/>
         </w:rPr>
-        <w:t xml:space="preserve">II – Garantir ao </w:t>
-      </w:r>
-      <w:r>
-        <w:rPr>
-          <w:rFonts w:eastAsia="Arial" w:cs="Arial" w:ascii="Arial" w:hAnsi="Arial"/>
-          <w:b w:val="false"/>
-          <w:bCs w:val="false"/>
-          <w:sz w:val="22"/>
-          <w:szCs w:val="22"/>
-        </w:rPr>
-        <w:t>LOCADOR</w:t>
-      </w:r>
-      <w:r>
-        <w:rPr>
-          <w:rFonts w:eastAsia="Arial" w:cs="Arial" w:ascii="Arial" w:hAnsi="Arial"/>
-          <w:sz w:val="22"/>
-          <w:szCs w:val="22"/>
-        </w:rPr>
-        <w:t xml:space="preserve"> o uso tranquilo, privativo e pacífico do imóvel durante todo o período da hospedagem;</w:t>
+        <w:t>II – Garantir ao LOCATÁRIO o uso tranquilo, privativo e pacífico do imóvel durante todo o período da locação;</w:t>
+      </w:r>
+      <w:r>
+        <w:rPr>
+          <w:rFonts w:eastAsia="Arial" w:cs="Arial" w:ascii="Arial" w:hAnsi="Arial"/>
+          <w:b w:val="false"/>
+          <w:bCs w:val="false"/>
+          <w:sz w:val="22"/>
+          <w:szCs w:val="22"/>
+        </w:rPr>
+      </w:r>
+      <w:r>
+        <w:rPr>
+          <w:rFonts w:eastAsia="Arial" w:cs="Arial" w:ascii="Arial" w:hAnsi="Arial"/>
+          <w:sz w:val="22"/>
+          <w:szCs w:val="22"/>
+        </w:rPr>
       </w:r>
     </w:p>
     <w:p>
@@ -1429,25 +1422,23 @@
           <w:sz w:val="22"/>
           <w:szCs w:val="22"/>
         </w:rPr>
-        <w:t xml:space="preserve">IV – Prestar o suporte necessário e fornecer as instruções claras de acesso, check-in e check-out ao </w:t>
-      </w:r>
-      <w:r>
-        <w:rPr>
-          <w:rFonts w:eastAsia="Arial" w:cs="Arial" w:ascii="Arial" w:hAnsi="Arial"/>
-          <w:b w:val="false"/>
-          <w:bCs w:val="false"/>
-          <w:sz w:val="22"/>
-          <w:szCs w:val="22"/>
-        </w:rPr>
-        <w:t>LOCADOR</w:t>
-      </w:r>
-      <w:r>
-        <w:rPr>
-          <w:rFonts w:eastAsia="Arial" w:cs="Arial" w:ascii="Arial" w:hAnsi="Arial"/>
-          <w:sz w:val="22"/>
-          <w:szCs w:val="22"/>
-        </w:rPr>
-        <w:t>.</w:t>
+        <w:t>IV – Prestar o suporte necessário e fornecer ao LOCATÁRIO as instruções de acesso ao imóvel.</w:t>
+      </w:r>
+      <w:r>
+        <w:rPr>
+          <w:rFonts w:eastAsia="Arial" w:cs="Arial" w:ascii="Arial" w:hAnsi="Arial"/>
+          <w:b w:val="false"/>
+          <w:bCs w:val="false"/>
+          <w:sz w:val="22"/>
+          <w:szCs w:val="22"/>
+        </w:rPr>
+      </w:r>
+      <w:r>
+        <w:rPr>
+          <w:rFonts w:eastAsia="Arial" w:cs="Arial" w:ascii="Arial" w:hAnsi="Arial"/>
+          <w:sz w:val="22"/>
+          <w:szCs w:val="22"/>
+        </w:rPr>
       </w:r>
     </w:p>
     <w:p>
@@ -1576,23 +1567,21 @@
           <w:sz w:val="22"/>
           <w:szCs w:val="22"/>
         </w:rPr>
-        <w:t xml:space="preserve">Ao término da estadia, o </w:t>
-      </w:r>
-      <w:r>
-        <w:rPr>
-          <w:rFonts w:eastAsia="Arial" w:cs="Arial" w:ascii="Arial" w:hAnsi="Arial"/>
-          <w:sz w:val="22"/>
-          <w:szCs w:val="22"/>
-        </w:rPr>
-        <w:t>locatário</w:t>
-      </w:r>
-      <w:r>
-        <w:rPr>
-          <w:rFonts w:eastAsia="Arial" w:cs="Arial" w:ascii="Arial" w:hAnsi="Arial"/>
-          <w:sz w:val="22"/>
-          <w:szCs w:val="22"/>
-        </w:rPr>
-        <w:t xml:space="preserve"> deverá entregar o imóvel desocupado no horário de check-out combinado, com os bens organizados nas mesmas condições encontradas na entrada, ressalvado o desgaste natural do uso regular.</w:t>
+        <w:t>Ao término da locação, o LOCATÁRIO deverá entregar o imóvel desocupado na data de término do contrato, nas mesmas condições em que o recebeu, ressalvado o desgaste natural do uso regular.</w:t>
+      </w:r>
+      <w:r>
+        <w:rPr>
+          <w:rFonts w:eastAsia="Arial" w:cs="Arial" w:ascii="Arial" w:hAnsi="Arial"/>
+          <w:sz w:val="22"/>
+          <w:szCs w:val="22"/>
+        </w:rPr>
+      </w:r>
+      <w:r>
+        <w:rPr>
+          <w:rFonts w:eastAsia="Arial" w:cs="Arial" w:ascii="Arial" w:hAnsi="Arial"/>
+          <w:sz w:val="22"/>
+          <w:szCs w:val="22"/>
+        </w:rPr>
       </w:r>
     </w:p>
     <w:p>
@@ -1865,23 +1854,23 @@
           <w:sz w:val="22"/>
           <w:szCs w:val="22"/>
         </w:rPr>
-        <w:t>As partes e as testemunhas reconhecem e aceitam, para todos os fins de direito, a assinatura eletrônica realizada por meio da plataforma oficial do Governo Federal (gov.br), a qual terá a mesma validade e eficácia jurídica da assinatura manuscrita, nos termos da Medida Provisória nº 2.200-2/2001 (art. 10, § 2º), da Lei nº 14.063/2020 e do art. 784, § 4º, do Código de Processo Civil.</w:t>
-      </w:r>
-    </w:p>
-    <w:p>
-      <w:pPr>
-        <w:pStyle w:val="Normal"/>
-        <w:spacing w:lineRule="auto" w:line="300" w:before="0" w:after="120"/>
-        <w:jc w:val="both"/>
-        <w:rPr/>
-      </w:pPr>
-      <w:r>
-        <w:rPr>
-          <w:rFonts w:eastAsia="Arial" w:cs="Arial" w:ascii="Arial" w:hAnsi="Arial"/>
-          <w:sz w:val="22"/>
-          <w:szCs w:val="22"/>
-        </w:rPr>
-        <w:t>Parágrafo primeiro. O presente contrato poderá ser assinado de forma manuscrita, eletrônica ou híbrida, sendo válida a combinação de assinaturas manuscritas e eletrônicas entre as partes e testemunhas.</w:t>
+        <w:t>As partes reconhecem e aceitam, para todos os fins de direito, a assinatura eletrônica realizada por meio da plataforma Imofácil, que registra nome, documento, endereço IP, data e hora de cada assinatura e o código de integridade (hash SHA-256) do documento assinado, a qual terá a mesma validade e eficácia jurídica da assinatura manuscrita, nos termos da Medida Provisória nº 2.200-2/2001 (art. 10, § 2º), da Lei nº 14.063/2020 e do art. 784, § 4º, do Código de Processo Civil.</w:t>
+      </w:r>
+    </w:p>
+    <w:p>
+      <w:pPr>
+        <w:pStyle w:val="Normal"/>
+        <w:spacing w:lineRule="auto" w:line="300" w:before="0" w:after="120"/>
+        <w:jc w:val="both"/>
+        <w:rPr/>
+      </w:pPr>
+      <w:r>
+        <w:rPr>
+          <w:rFonts w:eastAsia="Arial" w:cs="Arial" w:ascii="Arial" w:hAnsi="Arial"/>
+          <w:sz w:val="22"/>
+          <w:szCs w:val="22"/>
+        </w:rPr>
+        <w:t>Parágrafo primeiro. O presente contrato poderá ser assinado de forma manuscrita, eletrônica ou híbrida, sendo válida a combinação de assinaturas manuscritas e eletrônicas entre as partes.</w:t>
       </w:r>
     </w:p>
     <w:p>
@@ -1947,7 +1936,7 @@
         <w:rPr/>
       </w:pPr>
       <w:r>
-        <w:t>Fica eleito o foro da comarca de {{cidade_locador}}/{{uf_locador}}, para dirimir eventuais questões decorrentes deste contrato, ressalvadas as disposições legais de competência aplicáveis ao caso.</w:t>
+        <w:t>Fica eleito o foro da comarca de {{cidade_imovel}}/{{estado_imovel}}, local do imóvel, para dirimir eventuais questões decorrentes deste contrato, ressalvadas as disposições legais de competência aplicáveis ao caso.</w:t>
       </w:r>
     </w:p>
     <w:p>
@@ -1964,7 +1953,7 @@
           <w:sz w:val="22"/>
           <w:szCs w:val="22"/>
         </w:rPr>
-        <w:t>E, por estarem de acordo, as partes assinam o presente instrumento em [02] vias de igual teor e forma, ou eletronicamente na forma da Cláusula 17ª, juntamente com as testemunhas abaixo.</w:t>
+        <w:t>E, por estarem de acordo, as partes assinam o presente instrumento em 02 (duas) vias de igual teor e forma, ou eletronicamente na forma da Cláusula 13ª.</w:t>
       </w:r>
     </w:p>
     <w:p>
@@ -1976,7 +1965,7 @@
         <w:rPr/>
       </w:pPr>
       <w:r>
-        <w:t>{{cidade_locador}}, {{dia_assinatura}} de {{mes}} de {{ano}}</w:t>
+        <w:t>{{cidade_imovel}}, {{dia_assinatura}} de {{mes}} de {{ano}}</w:t>
       </w:r>
     </w:p>
     <w:p>

--- a/contratos/Contrato_de_Locacao_Residencial.docx
+++ b/contratos/Contrato_de_Locacao_Residencial.docx
@@ -5,15 +5,19 @@
     <w:p>
       <w:pPr>
         <w:pStyle w:val="Normal"/>
-        <w:spacing w:lineRule="auto" w:line="300" w:before="0" w:after="360"/>
+        <w:spacing w:lineRule="auto" w:line="276" w:before="120" w:after="360"/>
         <w:jc w:val="center"/>
         <w:rPr/>
-      </w:pPr>
-      <w:r>
-        <w:rPr>
-          <w:rFonts w:eastAsia="Arial" w:cs="Arial" w:ascii="Arial" w:hAnsi="Arial"/>
-          <w:b/>
-          <w:bCs/>
+        <w:pBdr>
+          <w:bottom w:val="single" w:sz="8" w:space="8" w:color="1E598A"/>
+        </w:pBdr>
+      </w:pPr>
+      <w:r>
+        <w:rPr>
+          <w:rFonts w:eastAsia="Arial" w:cs="Arial" w:ascii="Arial" w:hAnsi="Arial"/>
+          <w:b/>
+          <w:bCs/>
+          <w:color w:val="1E598A"/>
           <w:sz w:val="28"/>
           <w:szCs w:val="28"/>
         </w:rPr>
@@ -23,14 +27,15 @@
     <w:p>
       <w:pPr>
         <w:pStyle w:val="Normal"/>
-        <w:spacing w:lineRule="auto" w:line="300" w:before="0" w:after="120"/>
-        <w:jc w:val="both"/>
-        <w:rPr/>
-      </w:pPr>
-      <w:r>
-        <w:rPr>
-          <w:rFonts w:eastAsia="Arial" w:cs="Arial" w:ascii="Arial" w:hAnsi="Arial"/>
-          <w:sz w:val="22"/>
+        <w:spacing w:lineRule="auto" w:line="276" w:before="0" w:after="120"/>
+        <w:jc w:val="both"/>
+        <w:rPr/>
+      </w:pPr>
+      <w:r>
+        <w:rPr>
+          <w:rFonts w:eastAsia="Arial" w:cs="Arial" w:ascii="Arial" w:hAnsi="Arial"/>
+          <w:color w:val="262626"/>
+          <w:sz w:val="21"/>
           <w:szCs w:val="22"/>
         </w:rPr>
         <w:t>Pelo presente instrumento particular, de um lado:</w:t>
@@ -39,16 +44,17 @@
     <w:p>
       <w:pPr>
         <w:pStyle w:val="Normal"/>
-        <w:spacing w:lineRule="auto" w:line="300" w:before="0" w:after="120"/>
-        <w:jc w:val="both"/>
-        <w:rPr/>
-      </w:pPr>
-      <w:r>
-        <w:rPr>
-          <w:rFonts w:eastAsia="Arial" w:cs="Arial" w:ascii="Arial" w:hAnsi="Arial"/>
-          <w:b/>
-          <w:bCs/>
-          <w:sz w:val="22"/>
+        <w:spacing w:lineRule="auto" w:line="276" w:before="0" w:after="120"/>
+        <w:jc w:val="both"/>
+        <w:rPr/>
+      </w:pPr>
+      <w:r>
+        <w:rPr>
+          <w:rFonts w:eastAsia="Arial" w:cs="Arial" w:ascii="Arial" w:hAnsi="Arial"/>
+          <w:b/>
+          <w:bCs/>
+          <w:color w:val="1E598A"/>
+          <w:sz w:val="21"/>
           <w:szCs w:val="22"/>
         </w:rPr>
         <w:t xml:space="preserve">LOCADOR: </w:t>
@@ -56,7 +62,8 @@
       <w:r>
         <w:rPr>
           <w:rFonts w:eastAsia="Arial" w:cs="Arial" w:ascii="Arial" w:hAnsi="Arial"/>
-          <w:sz w:val="22"/>
+          <w:color w:val="262626"/>
+          <w:sz w:val="21"/>
           <w:szCs w:val="22"/>
         </w:rPr>
         <w:t>{</w:t>
@@ -64,7 +71,8 @@
       <w:r>
         <w:rPr>
           <w:rFonts w:eastAsia="Arial" w:cs="Arial" w:ascii="Arial" w:hAnsi="Arial"/>
-          <w:sz w:val="22"/>
+          <w:color w:val="262626"/>
+          <w:sz w:val="21"/>
           <w:szCs w:val="22"/>
         </w:rPr>
         <w:t>{nome_locador}}</w:t>
@@ -72,7 +80,8 @@
       <w:r>
         <w:rPr>
           <w:rFonts w:eastAsia="Arial" w:cs="Arial" w:ascii="Arial" w:hAnsi="Arial"/>
-          <w:sz w:val="22"/>
+          <w:color w:val="262626"/>
+          <w:sz w:val="21"/>
           <w:szCs w:val="22"/>
         </w:rPr>
         <w:t>, {</w:t>
@@ -80,7 +89,8 @@
       <w:r>
         <w:rPr>
           <w:rFonts w:eastAsia="Arial" w:cs="Arial" w:ascii="Arial" w:hAnsi="Arial"/>
-          <w:sz w:val="22"/>
+          <w:color w:val="262626"/>
+          <w:sz w:val="21"/>
           <w:szCs w:val="22"/>
         </w:rPr>
         <w:t>{</w:t>
@@ -88,7 +98,8 @@
       <w:r>
         <w:rPr>
           <w:rFonts w:eastAsia="Arial" w:cs="Arial" w:ascii="Arial" w:hAnsi="Arial"/>
-          <w:sz w:val="22"/>
+          <w:color w:val="262626"/>
+          <w:sz w:val="21"/>
           <w:szCs w:val="22"/>
         </w:rPr>
         <w:t>nacionalidade</w:t>
@@ -96,7 +107,8 @@
       <w:r>
         <w:rPr>
           <w:rFonts w:eastAsia="Arial" w:cs="Arial" w:ascii="Arial" w:hAnsi="Arial"/>
-          <w:sz w:val="22"/>
+          <w:color w:val="262626"/>
+          <w:sz w:val="21"/>
           <w:szCs w:val="22"/>
         </w:rPr>
         <w:t>_locador}}</w:t>
@@ -104,7 +116,8 @@
       <w:r>
         <w:rPr>
           <w:rFonts w:eastAsia="Arial" w:cs="Arial" w:ascii="Arial" w:hAnsi="Arial"/>
-          <w:sz w:val="22"/>
+          <w:color w:val="262626"/>
+          <w:sz w:val="21"/>
           <w:szCs w:val="22"/>
         </w:rPr>
         <w:t>, {</w:t>
@@ -112,7 +125,8 @@
       <w:r>
         <w:rPr>
           <w:rFonts w:eastAsia="Arial" w:cs="Arial" w:ascii="Arial" w:hAnsi="Arial"/>
-          <w:sz w:val="22"/>
+          <w:color w:val="262626"/>
+          <w:sz w:val="21"/>
           <w:szCs w:val="22"/>
         </w:rPr>
         <w:t>{</w:t>
@@ -120,7 +134,8 @@
       <w:r>
         <w:rPr>
           <w:rFonts w:eastAsia="Arial" w:cs="Arial" w:ascii="Arial" w:hAnsi="Arial"/>
-          <w:sz w:val="22"/>
+          <w:color w:val="262626"/>
+          <w:sz w:val="21"/>
           <w:szCs w:val="22"/>
         </w:rPr>
         <w:t>estado</w:t>
@@ -128,7 +143,8 @@
       <w:r>
         <w:rPr>
           <w:rFonts w:eastAsia="Arial" w:cs="Arial" w:ascii="Arial" w:hAnsi="Arial"/>
-          <w:sz w:val="22"/>
+          <w:color w:val="262626"/>
+          <w:sz w:val="21"/>
           <w:szCs w:val="22"/>
         </w:rPr>
         <w:t>_locador}}</w:t>
@@ -136,7 +152,8 @@
       <w:r>
         <w:rPr>
           <w:rFonts w:eastAsia="Arial" w:cs="Arial" w:ascii="Arial" w:hAnsi="Arial"/>
-          <w:sz w:val="22"/>
+          <w:color w:val="262626"/>
+          <w:sz w:val="21"/>
           <w:szCs w:val="22"/>
         </w:rPr>
         <w:t>, {</w:t>
@@ -144,7 +161,8 @@
       <w:r>
         <w:rPr>
           <w:rFonts w:eastAsia="Arial" w:cs="Arial" w:ascii="Arial" w:hAnsi="Arial"/>
-          <w:sz w:val="22"/>
+          <w:color w:val="262626"/>
+          <w:sz w:val="21"/>
           <w:szCs w:val="22"/>
         </w:rPr>
         <w:t>{</w:t>
@@ -152,7 +170,8 @@
       <w:r>
         <w:rPr>
           <w:rFonts w:eastAsia="Arial" w:cs="Arial" w:ascii="Arial" w:hAnsi="Arial"/>
-          <w:sz w:val="22"/>
+          <w:color w:val="262626"/>
+          <w:sz w:val="21"/>
           <w:szCs w:val="22"/>
         </w:rPr>
         <w:t>profissão</w:t>
@@ -160,7 +179,8 @@
       <w:r>
         <w:rPr>
           <w:rFonts w:eastAsia="Arial" w:cs="Arial" w:ascii="Arial" w:hAnsi="Arial"/>
-          <w:sz w:val="22"/>
+          <w:color w:val="262626"/>
+          <w:sz w:val="21"/>
           <w:szCs w:val="22"/>
         </w:rPr>
         <w:t>_locador}}</w:t>
@@ -168,7 +188,8 @@
       <w:r>
         <w:rPr>
           <w:rFonts w:eastAsia="Arial" w:cs="Arial" w:ascii="Arial" w:hAnsi="Arial"/>
-          <w:sz w:val="22"/>
+          <w:color w:val="262626"/>
+          <w:sz w:val="21"/>
           <w:szCs w:val="22"/>
         </w:rPr>
         <w:t xml:space="preserve"> portador do RG nº </w:t>
@@ -176,7 +197,8 @@
       <w:r>
         <w:rPr>
           <w:rFonts w:eastAsia="Arial" w:cs="Arial" w:ascii="Arial" w:hAnsi="Arial"/>
-          <w:sz w:val="22"/>
+          <w:color w:val="262626"/>
+          <w:sz w:val="21"/>
           <w:szCs w:val="22"/>
         </w:rPr>
         <w:t>{{rg_locador}}</w:t>
@@ -184,7 +206,8 @@
       <w:r>
         <w:rPr>
           <w:rFonts w:eastAsia="Arial" w:cs="Arial" w:ascii="Arial" w:hAnsi="Arial"/>
-          <w:sz w:val="22"/>
+          <w:color w:val="262626"/>
+          <w:sz w:val="21"/>
           <w:szCs w:val="22"/>
         </w:rPr>
         <w:t xml:space="preserve"> e CPF nº </w:t>
@@ -192,7 +215,8 @@
       <w:r>
         <w:rPr>
           <w:rFonts w:eastAsia="Arial" w:cs="Arial" w:ascii="Arial" w:hAnsi="Arial"/>
-          <w:sz w:val="22"/>
+          <w:color w:val="262626"/>
+          <w:sz w:val="21"/>
           <w:szCs w:val="22"/>
         </w:rPr>
         <w:t>{{cpf_locador</w:t>
@@ -200,7 +224,8 @@
       <w:r>
         <w:rPr>
           <w:rFonts w:eastAsia="Arial" w:cs="Arial" w:ascii="Arial" w:hAnsi="Arial"/>
-          <w:sz w:val="22"/>
+          <w:color w:val="262626"/>
+          <w:sz w:val="21"/>
           <w:szCs w:val="22"/>
         </w:rPr>
         <w:t xml:space="preserve">}}, residente e domiciliado à </w:t>
@@ -208,7 +233,8 @@
       <w:r>
         <w:rPr>
           <w:rFonts w:eastAsia="Arial" w:cs="Arial" w:ascii="Arial" w:hAnsi="Arial"/>
-          <w:sz w:val="22"/>
+          <w:color w:val="262626"/>
+          <w:sz w:val="21"/>
           <w:szCs w:val="22"/>
         </w:rPr>
         <w:t>{{</w:t>
@@ -216,7 +242,8 @@
       <w:r>
         <w:rPr>
           <w:rFonts w:eastAsia="Arial" w:cs="Arial" w:ascii="Arial" w:hAnsi="Arial"/>
-          <w:sz w:val="22"/>
+          <w:color w:val="262626"/>
+          <w:sz w:val="21"/>
           <w:szCs w:val="22"/>
         </w:rPr>
         <w:t>endereço</w:t>
@@ -224,7 +251,8 @@
       <w:r>
         <w:rPr>
           <w:rFonts w:eastAsia="Arial" w:cs="Arial" w:ascii="Arial" w:hAnsi="Arial"/>
-          <w:sz w:val="22"/>
+          <w:color w:val="262626"/>
+          <w:sz w:val="21"/>
           <w:szCs w:val="22"/>
         </w:rPr>
         <w:t>_locador}}</w:t>
@@ -232,7 +260,8 @@
       <w:r>
         <w:rPr>
           <w:rFonts w:eastAsia="Arial" w:cs="Arial" w:ascii="Arial" w:hAnsi="Arial"/>
-          <w:sz w:val="22"/>
+          <w:color w:val="262626"/>
+          <w:sz w:val="21"/>
           <w:szCs w:val="22"/>
         </w:rPr>
         <w:t>.</w:t>
@@ -241,16 +270,17 @@
     <w:p>
       <w:pPr>
         <w:pStyle w:val="Normal"/>
-        <w:spacing w:lineRule="auto" w:line="300" w:before="0" w:after="120"/>
-        <w:jc w:val="both"/>
-        <w:rPr/>
-      </w:pPr>
-      <w:r>
-        <w:rPr>
-          <w:rFonts w:eastAsia="Arial" w:cs="Arial" w:ascii="Arial" w:hAnsi="Arial"/>
-          <w:b/>
-          <w:bCs/>
-          <w:sz w:val="22"/>
+        <w:spacing w:lineRule="auto" w:line="276" w:before="0" w:after="120"/>
+        <w:jc w:val="both"/>
+        <w:rPr/>
+      </w:pPr>
+      <w:r>
+        <w:rPr>
+          <w:rFonts w:eastAsia="Arial" w:cs="Arial" w:ascii="Arial" w:hAnsi="Arial"/>
+          <w:b/>
+          <w:bCs/>
+          <w:color w:val="1E598A"/>
+          <w:sz w:val="21"/>
           <w:szCs w:val="22"/>
         </w:rPr>
         <w:t xml:space="preserve">LOCATÁRIO: </w:t>
@@ -260,7 +290,8 @@
           <w:rFonts w:eastAsia="Arial" w:cs="Arial" w:ascii="Arial" w:hAnsi="Arial"/>
           <w:b w:val="false"/>
           <w:bCs w:val="false"/>
-          <w:sz w:val="22"/>
+          <w:color w:val="262626"/>
+          <w:sz w:val="21"/>
           <w:szCs w:val="22"/>
         </w:rPr>
         <w:t>{</w:t>
@@ -270,7 +301,8 @@
           <w:rFonts w:eastAsia="Arial" w:cs="Arial" w:ascii="Arial" w:hAnsi="Arial"/>
           <w:b w:val="false"/>
           <w:bCs w:val="false"/>
-          <w:sz w:val="22"/>
+          <w:color w:val="262626"/>
+          <w:sz w:val="21"/>
           <w:szCs w:val="22"/>
         </w:rPr>
         <w:t>{nome_locatario}}</w:t>
@@ -280,7 +312,8 @@
           <w:rFonts w:eastAsia="Arial" w:cs="Arial" w:ascii="Arial" w:hAnsi="Arial"/>
           <w:b w:val="false"/>
           <w:bCs w:val="false"/>
-          <w:sz w:val="22"/>
+          <w:color w:val="262626"/>
+          <w:sz w:val="21"/>
           <w:szCs w:val="22"/>
         </w:rPr>
         <w:t>, {</w:t>
@@ -290,7 +323,8 @@
           <w:rFonts w:eastAsia="Arial" w:cs="Arial" w:ascii="Arial" w:hAnsi="Arial"/>
           <w:b w:val="false"/>
           <w:bCs w:val="false"/>
-          <w:sz w:val="22"/>
+          <w:color w:val="262626"/>
+          <w:sz w:val="21"/>
           <w:szCs w:val="22"/>
         </w:rPr>
         <w:t>{</w:t>
@@ -300,7 +334,8 @@
           <w:rFonts w:eastAsia="Arial" w:cs="Arial" w:ascii="Arial" w:hAnsi="Arial"/>
           <w:b w:val="false"/>
           <w:bCs w:val="false"/>
-          <w:sz w:val="22"/>
+          <w:color w:val="262626"/>
+          <w:sz w:val="21"/>
           <w:szCs w:val="22"/>
         </w:rPr>
         <w:t>nacionalidade</w:t>
@@ -310,7 +345,8 @@
           <w:rFonts w:eastAsia="Arial" w:cs="Arial" w:ascii="Arial" w:hAnsi="Arial"/>
           <w:b w:val="false"/>
           <w:bCs w:val="false"/>
-          <w:sz w:val="22"/>
+          <w:color w:val="262626"/>
+          <w:sz w:val="21"/>
           <w:szCs w:val="22"/>
         </w:rPr>
         <w:t>_locatario}}</w:t>
@@ -320,7 +356,8 @@
           <w:rFonts w:eastAsia="Arial" w:cs="Arial" w:ascii="Arial" w:hAnsi="Arial"/>
           <w:b w:val="false"/>
           <w:bCs w:val="false"/>
-          <w:sz w:val="22"/>
+          <w:color w:val="262626"/>
+          <w:sz w:val="21"/>
           <w:szCs w:val="22"/>
         </w:rPr>
         <w:t>, {</w:t>
@@ -330,7 +367,8 @@
           <w:rFonts w:eastAsia="Arial" w:cs="Arial" w:ascii="Arial" w:hAnsi="Arial"/>
           <w:b w:val="false"/>
           <w:bCs w:val="false"/>
-          <w:sz w:val="22"/>
+          <w:color w:val="262626"/>
+          <w:sz w:val="21"/>
           <w:szCs w:val="22"/>
         </w:rPr>
         <w:t>{</w:t>
@@ -340,7 +378,8 @@
           <w:rFonts w:eastAsia="Arial" w:cs="Arial" w:ascii="Arial" w:hAnsi="Arial"/>
           <w:b w:val="false"/>
           <w:bCs w:val="false"/>
-          <w:sz w:val="22"/>
+          <w:color w:val="262626"/>
+          <w:sz w:val="21"/>
           <w:szCs w:val="22"/>
         </w:rPr>
         <w:t>estado</w:t>
@@ -350,7 +389,8 @@
           <w:rFonts w:eastAsia="Arial" w:cs="Arial" w:ascii="Arial" w:hAnsi="Arial"/>
           <w:b w:val="false"/>
           <w:bCs w:val="false"/>
-          <w:sz w:val="22"/>
+          <w:color w:val="262626"/>
+          <w:sz w:val="21"/>
           <w:szCs w:val="22"/>
         </w:rPr>
         <w:t>_locatario}}</w:t>
@@ -360,7 +400,8 @@
           <w:rFonts w:eastAsia="Arial" w:cs="Arial" w:ascii="Arial" w:hAnsi="Arial"/>
           <w:b w:val="false"/>
           <w:bCs w:val="false"/>
-          <w:sz w:val="22"/>
+          <w:color w:val="262626"/>
+          <w:sz w:val="21"/>
           <w:szCs w:val="22"/>
         </w:rPr>
         <w:t>, {</w:t>
@@ -370,7 +411,8 @@
           <w:rFonts w:eastAsia="Arial" w:cs="Arial" w:ascii="Arial" w:hAnsi="Arial"/>
           <w:b w:val="false"/>
           <w:bCs w:val="false"/>
-          <w:sz w:val="22"/>
+          <w:color w:val="262626"/>
+          <w:sz w:val="21"/>
           <w:szCs w:val="22"/>
         </w:rPr>
         <w:t>{</w:t>
@@ -380,7 +422,8 @@
           <w:rFonts w:eastAsia="Arial" w:cs="Arial" w:ascii="Arial" w:hAnsi="Arial"/>
           <w:b w:val="false"/>
           <w:bCs w:val="false"/>
-          <w:sz w:val="22"/>
+          <w:color w:val="262626"/>
+          <w:sz w:val="21"/>
           <w:szCs w:val="22"/>
         </w:rPr>
         <w:t>profissão</w:t>
@@ -390,7 +433,8 @@
           <w:rFonts w:eastAsia="Arial" w:cs="Arial" w:ascii="Arial" w:hAnsi="Arial"/>
           <w:b w:val="false"/>
           <w:bCs w:val="false"/>
-          <w:sz w:val="22"/>
+          <w:color w:val="262626"/>
+          <w:sz w:val="21"/>
           <w:szCs w:val="22"/>
         </w:rPr>
         <w:t>_locatario}}</w:t>
@@ -400,7 +444,8 @@
           <w:rFonts w:eastAsia="Arial" w:cs="Arial" w:ascii="Arial" w:hAnsi="Arial"/>
           <w:b w:val="false"/>
           <w:bCs w:val="false"/>
-          <w:sz w:val="22"/>
+          <w:color w:val="262626"/>
+          <w:sz w:val="21"/>
           <w:szCs w:val="22"/>
         </w:rPr>
         <w:t xml:space="preserve"> portador do RG nº </w:t>
@@ -410,7 +455,8 @@
           <w:rFonts w:eastAsia="Arial" w:cs="Arial" w:ascii="Arial" w:hAnsi="Arial"/>
           <w:b w:val="false"/>
           <w:bCs w:val="false"/>
-          <w:sz w:val="22"/>
+          <w:color w:val="262626"/>
+          <w:sz w:val="21"/>
           <w:szCs w:val="22"/>
         </w:rPr>
         <w:t>{{rg_locatario}}</w:t>
@@ -420,7 +466,8 @@
           <w:rFonts w:eastAsia="Arial" w:cs="Arial" w:ascii="Arial" w:hAnsi="Arial"/>
           <w:b w:val="false"/>
           <w:bCs w:val="false"/>
-          <w:sz w:val="22"/>
+          <w:color w:val="262626"/>
+          <w:sz w:val="21"/>
           <w:szCs w:val="22"/>
         </w:rPr>
         <w:t xml:space="preserve"> e CPF nº </w:t>
@@ -430,7 +477,8 @@
           <w:rFonts w:eastAsia="Arial" w:cs="Arial" w:ascii="Arial" w:hAnsi="Arial"/>
           <w:b w:val="false"/>
           <w:bCs w:val="false"/>
-          <w:sz w:val="22"/>
+          <w:color w:val="262626"/>
+          <w:sz w:val="21"/>
           <w:szCs w:val="22"/>
         </w:rPr>
         <w:t>{{cpf_locatario</w:t>
@@ -440,7 +488,8 @@
           <w:rFonts w:eastAsia="Arial" w:cs="Arial" w:ascii="Arial" w:hAnsi="Arial"/>
           <w:b w:val="false"/>
           <w:bCs w:val="false"/>
-          <w:sz w:val="22"/>
+          <w:color w:val="262626"/>
+          <w:sz w:val="21"/>
           <w:szCs w:val="22"/>
         </w:rPr>
         <w:t xml:space="preserve">}}, residente e domiciliado à </w:t>
@@ -450,7 +499,8 @@
           <w:rFonts w:eastAsia="Arial" w:cs="Arial" w:ascii="Arial" w:hAnsi="Arial"/>
           <w:b w:val="false"/>
           <w:bCs w:val="false"/>
-          <w:sz w:val="22"/>
+          <w:color w:val="262626"/>
+          <w:sz w:val="21"/>
           <w:szCs w:val="22"/>
         </w:rPr>
         <w:t>{{</w:t>
@@ -460,7 +510,8 @@
           <w:rFonts w:eastAsia="Arial" w:cs="Arial" w:ascii="Arial" w:hAnsi="Arial"/>
           <w:b w:val="false"/>
           <w:bCs w:val="false"/>
-          <w:sz w:val="22"/>
+          <w:color w:val="262626"/>
+          <w:sz w:val="21"/>
           <w:szCs w:val="22"/>
         </w:rPr>
         <w:t>endereço</w:t>
@@ -470,7 +521,8 @@
           <w:rFonts w:eastAsia="Arial" w:cs="Arial" w:ascii="Arial" w:hAnsi="Arial"/>
           <w:b w:val="false"/>
           <w:bCs w:val="false"/>
-          <w:sz w:val="22"/>
+          <w:color w:val="262626"/>
+          <w:sz w:val="21"/>
           <w:szCs w:val="22"/>
         </w:rPr>
         <w:t>_locatario}}</w:t>
@@ -480,7 +532,8 @@
           <w:rFonts w:eastAsia="Arial" w:cs="Arial" w:ascii="Arial" w:hAnsi="Arial"/>
           <w:b w:val="false"/>
           <w:bCs w:val="false"/>
-          <w:sz w:val="22"/>
+          <w:color w:val="262626"/>
+          <w:sz w:val="21"/>
           <w:szCs w:val="22"/>
         </w:rPr>
         <w:t>.</w:t>
@@ -489,14 +542,15 @@
     <w:p>
       <w:pPr>
         <w:pStyle w:val="Normal"/>
-        <w:spacing w:lineRule="auto" w:line="300" w:before="0" w:after="120"/>
-        <w:jc w:val="both"/>
-        <w:rPr/>
-      </w:pPr>
-      <w:r>
-        <w:rPr>
-          <w:rFonts w:eastAsia="Arial" w:cs="Arial" w:ascii="Arial" w:hAnsi="Arial"/>
-          <w:sz w:val="22"/>
+        <w:spacing w:lineRule="auto" w:line="276" w:before="0" w:after="120"/>
+        <w:jc w:val="both"/>
+        <w:rPr/>
+      </w:pPr>
+      <w:r>
+        <w:rPr>
+          <w:rFonts w:eastAsia="Arial" w:cs="Arial" w:ascii="Arial" w:hAnsi="Arial"/>
+          <w:color w:val="262626"/>
+          <w:sz w:val="21"/>
           <w:szCs w:val="22"/>
         </w:rPr>
         <w:t xml:space="preserve">Têm entre si justo e contratado o presente </w:t>
@@ -506,7 +560,8 @@
           <w:rFonts w:eastAsia="Arial" w:cs="Arial" w:ascii="Arial" w:hAnsi="Arial"/>
           <w:b/>
           <w:bCs/>
-          <w:sz w:val="22"/>
+          <w:color w:val="262626"/>
+          <w:sz w:val="21"/>
           <w:szCs w:val="22"/>
         </w:rPr>
         <w:t>CONTRATO DE LOCAÇÃO RESIDENCIAL</w:t>
@@ -514,7 +569,8 @@
       <w:r>
         <w:rPr>
           <w:rFonts w:eastAsia="Arial" w:cs="Arial" w:ascii="Arial" w:hAnsi="Arial"/>
-          <w:sz w:val="22"/>
+          <w:color w:val="262626"/>
+          <w:sz w:val="21"/>
           <w:szCs w:val="22"/>
         </w:rPr>
         <w:t>, mediante as cláusulas e condições seguintes.</w:t>
@@ -523,17 +579,21 @@
     <w:p>
       <w:pPr>
         <w:pStyle w:val="Normal"/>
-        <w:keepNext w:val="true"/>
-        <w:spacing w:lineRule="auto" w:line="300" w:before="240" w:after="120"/>
-        <w:jc w:val="both"/>
-        <w:rPr/>
-      </w:pPr>
-      <w:r>
-        <w:rPr>
-          <w:rFonts w:eastAsia="Arial" w:cs="Arial" w:ascii="Arial" w:hAnsi="Arial"/>
-          <w:b/>
-          <w:bCs/>
-          <w:sz w:val="22"/>
+        <w:keepNext/>
+        <w:spacing w:lineRule="auto" w:line="276" w:before="280" w:after="120"/>
+        <w:jc w:val="left"/>
+        <w:rPr/>
+        <w:pBdr>
+          <w:bottom w:val="single" w:sz="4" w:space="2" w:color="D9D9D9"/>
+        </w:pBdr>
+      </w:pPr>
+      <w:r>
+        <w:rPr>
+          <w:rFonts w:eastAsia="Arial" w:cs="Arial" w:ascii="Arial" w:hAnsi="Arial"/>
+          <w:b/>
+          <w:bCs/>
+          <w:color w:val="1E598A"/>
+          <w:sz w:val="21"/>
           <w:szCs w:val="22"/>
         </w:rPr>
         <w:t>CLÁUSULA 1ª – DO IMÓVEL</w:t>
@@ -542,14 +602,15 @@
     <w:p>
       <w:pPr>
         <w:pStyle w:val="Normal"/>
-        <w:spacing w:lineRule="auto" w:line="300" w:before="0" w:after="120"/>
-        <w:jc w:val="both"/>
-        <w:rPr/>
-      </w:pPr>
-      <w:r>
-        <w:rPr>
-          <w:rFonts w:eastAsia="Arial" w:cs="Arial" w:ascii="Arial" w:hAnsi="Arial"/>
-          <w:sz w:val="22"/>
+        <w:spacing w:lineRule="auto" w:line="276" w:before="0" w:after="120"/>
+        <w:jc w:val="both"/>
+        <w:rPr/>
+      </w:pPr>
+      <w:r>
+        <w:rPr>
+          <w:rFonts w:eastAsia="Arial" w:cs="Arial" w:ascii="Arial" w:hAnsi="Arial"/>
+          <w:color w:val="262626"/>
+          <w:sz w:val="21"/>
           <w:szCs w:val="22"/>
         </w:rPr>
         <w:t>O LOCADOR declara ser legítimo proprietário/possuidor do imóvel residencial situado à:</w:t>
@@ -558,16 +619,19 @@
     <w:p>
       <w:pPr>
         <w:pStyle w:val="Normal"/>
-        <w:spacing w:lineRule="auto" w:line="300" w:before="0" w:after="40"/>
-        <w:jc w:val="both"/>
-        <w:rPr/>
-      </w:pPr>
-      <w:r>
-        <w:rPr>
-          <w:rFonts w:eastAsia="Arial" w:cs="Arial" w:ascii="Arial" w:hAnsi="Arial"/>
-          <w:b/>
-          <w:bCs/>
-          <w:sz w:val="22"/>
+        <w:keepNext/>
+        <w:spacing w:lineRule="auto" w:line="276" w:before="0" w:after="40"/>
+        <w:ind w:left="454"/>
+        <w:jc w:val="left"/>
+        <w:rPr/>
+      </w:pPr>
+      <w:r>
+        <w:rPr>
+          <w:rFonts w:eastAsia="Arial" w:cs="Arial" w:ascii="Arial" w:hAnsi="Arial"/>
+          <w:b/>
+          <w:bCs/>
+          <w:color w:val="262626"/>
+          <w:sz w:val="21"/>
           <w:szCs w:val="22"/>
         </w:rPr>
         <w:t xml:space="preserve">Endereço: </w:t>
@@ -577,7 +641,8 @@
           <w:rFonts w:eastAsia="Arial" w:cs="Arial" w:ascii="Arial" w:hAnsi="Arial"/>
           <w:b w:val="false"/>
           <w:bCs w:val="false"/>
-          <w:sz w:val="22"/>
+          <w:color w:val="262626"/>
+          <w:sz w:val="21"/>
           <w:szCs w:val="22"/>
         </w:rPr>
         <w:t>{{endereco_imovel}}</w:t>
@@ -586,16 +651,19 @@
     <w:p>
       <w:pPr>
         <w:pStyle w:val="Normal"/>
-        <w:spacing w:lineRule="auto" w:line="300" w:before="0" w:after="40"/>
-        <w:jc w:val="both"/>
-        <w:rPr/>
-      </w:pPr>
-      <w:r>
-        <w:rPr>
-          <w:rFonts w:eastAsia="Arial" w:cs="Arial" w:ascii="Arial" w:hAnsi="Arial"/>
-          <w:b/>
-          <w:bCs/>
-          <w:sz w:val="22"/>
+        <w:keepNext/>
+        <w:spacing w:lineRule="auto" w:line="276" w:before="0" w:after="40"/>
+        <w:ind w:left="454"/>
+        <w:jc w:val="left"/>
+        <w:rPr/>
+      </w:pPr>
+      <w:r>
+        <w:rPr>
+          <w:rFonts w:eastAsia="Arial" w:cs="Arial" w:ascii="Arial" w:hAnsi="Arial"/>
+          <w:b/>
+          <w:bCs/>
+          <w:color w:val="262626"/>
+          <w:sz w:val="21"/>
           <w:szCs w:val="22"/>
         </w:rPr>
         <w:t xml:space="preserve">Bairro: </w:t>
@@ -605,7 +673,8 @@
           <w:rFonts w:eastAsia="Arial" w:cs="Arial" w:ascii="Arial" w:hAnsi="Arial"/>
           <w:b w:val="false"/>
           <w:bCs w:val="false"/>
-          <w:sz w:val="22"/>
+          <w:color w:val="262626"/>
+          <w:sz w:val="21"/>
           <w:szCs w:val="22"/>
         </w:rPr>
         <w:t>{{bairro_imovel}}</w:t>
@@ -614,16 +683,19 @@
     <w:p>
       <w:pPr>
         <w:pStyle w:val="Normal"/>
-        <w:spacing w:lineRule="auto" w:line="300" w:before="0" w:after="40"/>
-        <w:jc w:val="both"/>
-        <w:rPr/>
-      </w:pPr>
-      <w:r>
-        <w:rPr>
-          <w:rFonts w:eastAsia="Arial" w:cs="Arial" w:ascii="Arial" w:hAnsi="Arial"/>
-          <w:b/>
-          <w:bCs/>
-          <w:sz w:val="22"/>
+        <w:keepNext/>
+        <w:spacing w:lineRule="auto" w:line="276" w:before="0" w:after="40"/>
+        <w:ind w:left="454"/>
+        <w:jc w:val="left"/>
+        <w:rPr/>
+      </w:pPr>
+      <w:r>
+        <w:rPr>
+          <w:rFonts w:eastAsia="Arial" w:cs="Arial" w:ascii="Arial" w:hAnsi="Arial"/>
+          <w:b/>
+          <w:bCs/>
+          <w:color w:val="262626"/>
+          <w:sz w:val="21"/>
           <w:szCs w:val="22"/>
         </w:rPr>
         <w:t xml:space="preserve">Cidade: </w:t>
@@ -633,7 +705,8 @@
           <w:rFonts w:eastAsia="Arial" w:cs="Arial" w:ascii="Arial" w:hAnsi="Arial"/>
           <w:b w:val="false"/>
           <w:bCs w:val="false"/>
-          <w:sz w:val="22"/>
+          <w:color w:val="262626"/>
+          <w:sz w:val="21"/>
           <w:szCs w:val="22"/>
         </w:rPr>
         <w:t>{{cidade_imovel}}</w:t>
@@ -642,16 +715,19 @@
     <w:p>
       <w:pPr>
         <w:pStyle w:val="Normal"/>
-        <w:spacing w:lineRule="auto" w:line="300" w:before="0" w:after="40"/>
-        <w:jc w:val="both"/>
-        <w:rPr/>
-      </w:pPr>
-      <w:r>
-        <w:rPr>
-          <w:rFonts w:eastAsia="Arial" w:cs="Arial" w:ascii="Arial" w:hAnsi="Arial"/>
-          <w:b/>
-          <w:bCs/>
-          <w:sz w:val="22"/>
+        <w:keepNext/>
+        <w:spacing w:lineRule="auto" w:line="276" w:before="0" w:after="40"/>
+        <w:ind w:left="454"/>
+        <w:jc w:val="left"/>
+        <w:rPr/>
+      </w:pPr>
+      <w:r>
+        <w:rPr>
+          <w:rFonts w:eastAsia="Arial" w:cs="Arial" w:ascii="Arial" w:hAnsi="Arial"/>
+          <w:b/>
+          <w:bCs/>
+          <w:color w:val="262626"/>
+          <w:sz w:val="21"/>
           <w:szCs w:val="22"/>
         </w:rPr>
         <w:t xml:space="preserve">Estado: </w:t>
@@ -661,7 +737,8 @@
           <w:rFonts w:eastAsia="Arial" w:cs="Arial" w:ascii="Arial" w:hAnsi="Arial"/>
           <w:b w:val="false"/>
           <w:bCs w:val="false"/>
-          <w:sz w:val="22"/>
+          <w:color w:val="262626"/>
+          <w:sz w:val="21"/>
           <w:szCs w:val="22"/>
         </w:rPr>
         <w:t>{{estado_imovel}}</w:t>
@@ -670,16 +747,19 @@
     <w:p>
       <w:pPr>
         <w:pStyle w:val="Normal"/>
-        <w:spacing w:lineRule="auto" w:line="300" w:before="0" w:after="40"/>
-        <w:jc w:val="both"/>
-        <w:rPr/>
-      </w:pPr>
-      <w:r>
-        <w:rPr>
-          <w:rFonts w:eastAsia="Arial" w:cs="Arial" w:ascii="Arial" w:hAnsi="Arial"/>
-          <w:b/>
-          <w:bCs/>
-          <w:sz w:val="22"/>
+        <w:keepNext/>
+        <w:spacing w:lineRule="auto" w:line="276" w:before="0" w:after="160"/>
+        <w:ind w:left="454"/>
+        <w:jc w:val="left"/>
+        <w:rPr/>
+      </w:pPr>
+      <w:r>
+        <w:rPr>
+          <w:rFonts w:eastAsia="Arial" w:cs="Arial" w:ascii="Arial" w:hAnsi="Arial"/>
+          <w:b/>
+          <w:bCs/>
+          <w:color w:val="262626"/>
+          <w:sz w:val="21"/>
           <w:szCs w:val="22"/>
         </w:rPr>
         <w:t xml:space="preserve">CEP: </w:t>
@@ -689,7 +769,8 @@
           <w:rFonts w:eastAsia="Arial" w:cs="Arial" w:ascii="Arial" w:hAnsi="Arial"/>
           <w:b w:val="false"/>
           <w:bCs w:val="false"/>
-          <w:sz w:val="22"/>
+          <w:color w:val="262626"/>
+          <w:sz w:val="21"/>
           <w:szCs w:val="22"/>
         </w:rPr>
         <w:t>{{cep_imovel}}</w:t>
@@ -698,7 +779,436 @@
     <w:p>
       <w:pPr>
         <w:pStyle w:val="Normal"/>
-        <w:spacing w:lineRule="auto" w:line="300" w:before="0" w:after="120"/>
+        <w:spacing w:lineRule="auto" w:line="276" w:before="0" w:after="120"/>
+        <w:jc w:val="both"/>
+        <w:rPr/>
+      </w:pPr>
+      <w:r>
+        <w:rPr>
+          <w:rFonts w:eastAsia="Arial" w:cs="Arial" w:ascii="Arial" w:hAnsi="Arial"/>
+          <w:color w:val="262626"/>
+          <w:sz w:val="21"/>
+          <w:szCs w:val="22"/>
+        </w:rPr>
+        <w:t>O imóvel é destinado exclusivamente à residência do LOCATÁRIO e de seus familiares/dependentes autorizados.</w:t>
+      </w:r>
+    </w:p>
+    <w:p>
+      <w:pPr>
+        <w:pStyle w:val="Normal"/>
+        <w:keepNext/>
+        <w:spacing w:lineRule="auto" w:line="276" w:before="280" w:after="120"/>
+        <w:jc w:val="left"/>
+        <w:rPr/>
+        <w:pBdr>
+          <w:bottom w:val="single" w:sz="4" w:space="2" w:color="D9D9D9"/>
+        </w:pBdr>
+      </w:pPr>
+      <w:r>
+        <w:rPr>
+          <w:rFonts w:eastAsia="Arial" w:cs="Arial" w:ascii="Arial" w:hAnsi="Arial"/>
+          <w:b/>
+          <w:bCs/>
+          <w:color w:val="1E598A"/>
+          <w:sz w:val="21"/>
+          <w:szCs w:val="22"/>
+        </w:rPr>
+        <w:t>CLÁUSULA 2ª – DA DESTINAÇÃO</w:t>
+      </w:r>
+    </w:p>
+    <w:p>
+      <w:pPr>
+        <w:pStyle w:val="Normal"/>
+        <w:spacing w:lineRule="auto" w:line="276" w:before="0" w:after="120"/>
+        <w:jc w:val="both"/>
+        <w:rPr/>
+      </w:pPr>
+      <w:r>
+        <w:rPr>
+          <w:rFonts w:eastAsia="Arial" w:cs="Arial" w:ascii="Arial" w:hAnsi="Arial"/>
+          <w:color w:val="262626"/>
+          <w:sz w:val="21"/>
+          <w:szCs w:val="22"/>
+        </w:rPr>
+        <w:t>O imóvel será utilizado exclusivamente para fins residenciais, sendo vedada sua utilização para atividades comerciais, industriais ou qualquer outra finalidade incompatível com sua natureza residencial, salvo autorização expressa e por escrito do LOCADOR.</w:t>
+      </w:r>
+    </w:p>
+    <w:p>
+      <w:pPr>
+        <w:pStyle w:val="Normal"/>
+        <w:keepNext/>
+        <w:spacing w:lineRule="auto" w:line="276" w:before="280" w:after="120"/>
+        <w:jc w:val="left"/>
+        <w:rPr/>
+        <w:pBdr>
+          <w:bottom w:val="single" w:sz="4" w:space="2" w:color="D9D9D9"/>
+        </w:pBdr>
+      </w:pPr>
+      <w:r>
+        <w:rPr>
+          <w:rFonts w:eastAsia="Arial" w:cs="Arial" w:ascii="Arial" w:hAnsi="Arial"/>
+          <w:b/>
+          <w:bCs/>
+          <w:color w:val="1E598A"/>
+          <w:sz w:val="21"/>
+          <w:szCs w:val="22"/>
+        </w:rPr>
+        <w:t>CLÁUSULA 3ª – DO PRAZO DA LOCAÇÃO</w:t>
+      </w:r>
+    </w:p>
+    <w:p>
+      <w:pPr>
+        <w:pStyle w:val="Normal"/>
+        <w:spacing w:lineRule="auto" w:line="276" w:before="0" w:after="120"/>
+        <w:jc w:val="both"/>
+        <w:rPr/>
+      </w:pPr>
+      <w:r>
+        <w:rPr>
+          <w:rFonts w:ascii="Arial" w:hAnsi="Arial" w:eastAsia="Arial"/>
+          <w:color w:val="262626"/>
+          <w:sz w:val="21"/>
+        </w:rPr>
+        <w:t>A presente locação terá prazo determinado de {{duracao_contrato}}, iniciando-se em {{data_inicio}} e encerrando-se em {{data_termino}}.</w:t>
+      </w:r>
+    </w:p>
+    <w:p>
+      <w:pPr>
+        <w:pStyle w:val="Normal"/>
+        <w:spacing w:lineRule="auto" w:line="276" w:before="0" w:after="120"/>
+        <w:jc w:val="both"/>
+        <w:rPr/>
+      </w:pPr>
+      <w:r>
+        <w:rPr>
+          <w:rFonts w:eastAsia="Arial" w:cs="Arial" w:ascii="Arial" w:hAnsi="Arial"/>
+          <w:color w:val="262626"/>
+          <w:sz w:val="21"/>
+          <w:szCs w:val="22"/>
+        </w:rPr>
+        <w:t>A presente contratação é celebrada por escrito e por prazo determinado, observando-se a legislação aplicável às locações residenciais.</w:t>
+      </w:r>
+    </w:p>
+    <w:p>
+      <w:pPr>
+        <w:pStyle w:val="Normal"/>
+        <w:keepNext/>
+        <w:spacing w:lineRule="auto" w:line="276" w:before="280" w:after="120"/>
+        <w:jc w:val="left"/>
+        <w:rPr/>
+        <w:pBdr>
+          <w:bottom w:val="single" w:sz="4" w:space="2" w:color="D9D9D9"/>
+        </w:pBdr>
+      </w:pPr>
+      <w:r>
+        <w:rPr>
+          <w:rFonts w:eastAsia="Arial" w:cs="Arial" w:ascii="Arial" w:hAnsi="Arial"/>
+          <w:b/>
+          <w:bCs/>
+          <w:color w:val="1E598A"/>
+          <w:sz w:val="21"/>
+          <w:szCs w:val="22"/>
+        </w:rPr>
+        <w:t>CLÁUSULA 4ª – DO VALOR DA LOCAÇÃO</w:t>
+      </w:r>
+      <w:r>
+        <w:rPr>
+          <w:rFonts w:eastAsia="Arial" w:cs="Arial" w:ascii="Arial" w:hAnsi="Arial"/>
+          <w:b/>
+          <w:bCs/>
+          <w:color w:val="1E598A"/>
+          <w:sz w:val="21"/>
+          <w:szCs w:val="22"/>
+        </w:rPr>
+      </w:r>
+    </w:p>
+    <w:p>
+      <w:pPr>
+        <w:pStyle w:val="Normal"/>
+        <w:spacing w:lineRule="auto" w:line="276" w:before="0" w:after="120"/>
+        <w:jc w:val="both"/>
+        <w:rPr/>
+      </w:pPr>
+      <w:r>
+        <w:rPr>
+          <w:rFonts w:eastAsia="Arial" w:cs="Arial" w:ascii="Arial" w:hAnsi="Arial"/>
+          <w:color w:val="262626"/>
+          <w:sz w:val="21"/>
+          <w:szCs w:val="22"/>
+        </w:rPr>
+        <w:t>O valor da locação será de {{valor}}.</w:t>
+      </w:r>
+    </w:p>
+    <w:p>
+      <w:pPr>
+        <w:pStyle w:val="Normal"/>
+        <w:spacing w:lineRule="auto" w:line="276" w:before="0" w:after="120"/>
+        <w:jc w:val="both"/>
+        <w:rPr/>
+      </w:pPr>
+      <w:r>
+        <w:rPr>
+          <w:rFonts w:eastAsia="Arial" w:cs="Arial" w:ascii="Arial" w:hAnsi="Arial"/>
+          <w:color w:val="262626"/>
+          <w:sz w:val="21"/>
+          <w:szCs w:val="22"/>
+        </w:rPr>
+        <w:t xml:space="preserve">O pagamento será realizado por meio de </w:t>
+      </w:r>
+      <w:r>
+        <w:rPr>
+          <w:rFonts w:eastAsia="Arial" w:cs="Arial" w:ascii="Arial" w:hAnsi="Arial"/>
+          <w:color w:val="262626"/>
+          <w:sz w:val="21"/>
+          <w:szCs w:val="22"/>
+        </w:rPr>
+        <w:t>{{forma_pagamento}}</w:t>
+      </w:r>
+      <w:r>
+        <w:rPr>
+          <w:rFonts w:eastAsia="Arial" w:cs="Arial" w:ascii="Arial" w:hAnsi="Arial"/>
+          <w:color w:val="262626"/>
+          <w:sz w:val="21"/>
+          <w:szCs w:val="22"/>
+        </w:rPr>
+        <w:t>, em favor do LOCADOR.</w:t>
+      </w:r>
+    </w:p>
+    <w:p>
+      <w:pPr>
+        <w:pStyle w:val="Normal"/>
+        <w:keepNext/>
+        <w:spacing w:lineRule="auto" w:line="276" w:before="280" w:after="120"/>
+        <w:jc w:val="left"/>
+        <w:rPr/>
+        <w:pBdr>
+          <w:bottom w:val="single" w:sz="4" w:space="2" w:color="D9D9D9"/>
+        </w:pBdr>
+      </w:pPr>
+      <w:r>
+        <w:rPr>
+          <w:rFonts w:eastAsia="Arial" w:cs="Arial" w:ascii="Arial" w:hAnsi="Arial"/>
+          <w:b/>
+          <w:bCs/>
+          <w:color w:val="1E598A"/>
+          <w:sz w:val="21"/>
+          <w:szCs w:val="22"/>
+        </w:rPr>
+        <w:t xml:space="preserve">CLÁUSULA </w:t>
+      </w:r>
+      <w:r>
+        <w:rPr>
+          <w:rFonts w:eastAsia="Arial" w:cs="Arial" w:ascii="Arial" w:hAnsi="Arial"/>
+          <w:b/>
+          <w:bCs/>
+          <w:color w:val="1E598A"/>
+          <w:sz w:val="21"/>
+          <w:szCs w:val="22"/>
+        </w:rPr>
+        <w:t>5</w:t>
+      </w:r>
+      <w:r>
+        <w:rPr>
+          <w:rFonts w:eastAsia="Arial" w:cs="Arial" w:ascii="Arial" w:hAnsi="Arial"/>
+          <w:b/>
+          <w:bCs/>
+          <w:color w:val="1E598A"/>
+          <w:sz w:val="21"/>
+          <w:szCs w:val="22"/>
+        </w:rPr>
+        <w:t>ª – CUIDADO COM O IMÓVEL E MÓVEIS:</w:t>
+      </w:r>
+    </w:p>
+    <w:p>
+      <w:pPr>
+        <w:pStyle w:val="Normal"/>
+        <w:spacing w:lineRule="auto" w:line="276" w:before="0" w:after="120"/>
+        <w:jc w:val="both"/>
+        <w:rPr/>
+      </w:pPr>
+      <w:r>
+        <w:rPr>
+          <w:rFonts w:eastAsia="Arial" w:cs="Arial" w:ascii="Arial" w:hAnsi="Arial"/>
+          <w:color w:val="262626"/>
+          <w:sz w:val="21"/>
+          <w:szCs w:val="22"/>
+        </w:rPr>
+        <w:t>Serão de responsabilidade do LOCATÁRIO, durante o período de ocupação do imóvel:</w:t>
+      </w:r>
+    </w:p>
+    <w:p>
+      <w:pPr>
+        <w:pStyle w:val="Normal"/>
+        <w:spacing w:lineRule="auto" w:line="276" w:before="0" w:after="80"/>
+        <w:ind w:left="454" w:hanging="283"/>
+        <w:jc w:val="both"/>
+        <w:rPr/>
+      </w:pPr>
+      <w:r>
+        <w:rPr>
+          <w:rFonts w:eastAsia="Arial" w:cs="Arial" w:ascii="Arial" w:hAnsi="Arial"/>
+          <w:color w:val="262626"/>
+          <w:sz w:val="21"/>
+          <w:szCs w:val="22"/>
+        </w:rPr>
+        <w:t>a) Z</w:t>
+      </w:r>
+      <w:r>
+        <w:rPr>
+          <w:rFonts w:eastAsia="Arial" w:cs="Arial" w:ascii="Arial" w:hAnsi="Arial"/>
+          <w:color w:val="262626"/>
+          <w:sz w:val="21"/>
+          <w:szCs w:val="22"/>
+        </w:rPr>
+        <w:t>elar pela conservação do imóvel, bem como de todos os seus móveis, eletrodomésticos e utensílios, responsabilizando-se por eventuais danos causados durante o período de permanência.</w:t>
+      </w:r>
+    </w:p>
+    <w:p>
+      <w:pPr>
+        <w:pStyle w:val="Normal"/>
+        <w:keepNext/>
+        <w:spacing w:lineRule="auto" w:line="276" w:before="280" w:after="120"/>
+        <w:jc w:val="left"/>
+        <w:rPr/>
+        <w:pBdr>
+          <w:bottom w:val="single" w:sz="4" w:space="2" w:color="D9D9D9"/>
+        </w:pBdr>
+      </w:pPr>
+      <w:r>
+        <w:rPr>
+          <w:rFonts w:eastAsia="Arial" w:cs="Arial" w:ascii="Arial" w:hAnsi="Arial"/>
+          <w:b/>
+          <w:bCs/>
+          <w:color w:val="1E598A"/>
+          <w:sz w:val="21"/>
+          <w:szCs w:val="22"/>
+        </w:rPr>
+        <w:t xml:space="preserve">CLÁUSULA </w:t>
+      </w:r>
+      <w:r>
+        <w:rPr>
+          <w:rFonts w:eastAsia="Arial" w:cs="Arial" w:ascii="Arial" w:hAnsi="Arial"/>
+          <w:b/>
+          <w:bCs/>
+          <w:color w:val="1E598A"/>
+          <w:sz w:val="21"/>
+          <w:szCs w:val="22"/>
+        </w:rPr>
+        <w:t>6</w:t>
+      </w:r>
+      <w:r>
+        <w:rPr>
+          <w:rFonts w:eastAsia="Arial" w:cs="Arial" w:ascii="Arial" w:hAnsi="Arial"/>
+          <w:b/>
+          <w:bCs/>
+          <w:color w:val="1E598A"/>
+          <w:sz w:val="21"/>
+          <w:szCs w:val="22"/>
+        </w:rPr>
+        <w:t>ª – DO ESTADO DO IMÓVEL</w:t>
+      </w:r>
+    </w:p>
+    <w:p>
+      <w:pPr>
+        <w:pStyle w:val="Normal"/>
+        <w:spacing w:lineRule="auto" w:line="276" w:before="0" w:after="120"/>
+        <w:jc w:val="both"/>
+        <w:rPr/>
+      </w:pPr>
+      <w:r>
+        <w:rPr>
+          <w:rFonts w:eastAsia="Arial" w:cs="Arial" w:ascii="Arial" w:hAnsi="Arial"/>
+          <w:color w:val="262626"/>
+          <w:sz w:val="21"/>
+          <w:szCs w:val="22"/>
+        </w:rPr>
+        <w:t>O LOCATÁRIO declara receber o imóvel em condições adequadas de uso e conservação, comprometendo-se a mantê-lo em bom estado durante a vigência da locação.</w:t>
+      </w:r>
+    </w:p>
+    <w:p>
+      <w:pPr>
+        <w:pStyle w:val="Normal"/>
+        <w:spacing w:lineRule="auto" w:line="276" w:before="0" w:after="120"/>
+        <w:jc w:val="both"/>
+        <w:rPr/>
+      </w:pPr>
+      <w:r>
+        <w:rPr>
+          <w:rFonts w:eastAsia="Arial" w:cs="Arial" w:ascii="Arial" w:hAnsi="Arial"/>
+          <w:color w:val="262626"/>
+          <w:sz w:val="21"/>
+          <w:szCs w:val="22"/>
+        </w:rPr>
+        <w:t>Eventual vistoria inicial poderá ser anexada ao presente contrato, passando a integrá-lo para todos os fins.</w:t>
+      </w:r>
+    </w:p>
+    <w:p>
+      <w:pPr>
+        <w:pStyle w:val="Normal"/>
+        <w:keepNext/>
+        <w:spacing w:lineRule="auto" w:line="276" w:before="280" w:after="120"/>
+        <w:jc w:val="left"/>
+        <w:rPr/>
+        <w:pBdr>
+          <w:bottom w:val="single" w:sz="4" w:space="2" w:color="D9D9D9"/>
+        </w:pBdr>
+      </w:pPr>
+      <w:r>
+        <w:rPr>
+          <w:rFonts w:eastAsia="Arial" w:cs="Arial" w:ascii="Arial" w:hAnsi="Arial"/>
+          <w:b/>
+          <w:bCs/>
+          <w:color w:val="1E598A"/>
+          <w:sz w:val="21"/>
+          <w:szCs w:val="22"/>
+        </w:rPr>
+        <w:t xml:space="preserve">CLÁUSULA </w:t>
+      </w:r>
+      <w:r>
+        <w:rPr>
+          <w:rFonts w:eastAsia="Arial" w:cs="Arial" w:ascii="Arial" w:hAnsi="Arial"/>
+          <w:b/>
+          <w:bCs/>
+          <w:color w:val="1E598A"/>
+          <w:sz w:val="21"/>
+          <w:szCs w:val="22"/>
+        </w:rPr>
+        <w:t>7</w:t>
+      </w:r>
+      <w:r>
+        <w:rPr>
+          <w:rFonts w:eastAsia="Arial" w:cs="Arial" w:ascii="Arial" w:hAnsi="Arial"/>
+          <w:b/>
+          <w:bCs/>
+          <w:color w:val="1E598A"/>
+          <w:sz w:val="21"/>
+          <w:szCs w:val="22"/>
+        </w:rPr>
+        <w:t>ª – DAS OBRIGAÇÕES DO LOCATÁRIO</w:t>
+      </w:r>
+    </w:p>
+    <w:p>
+      <w:pPr>
+        <w:pStyle w:val="Normal"/>
+        <w:spacing w:lineRule="auto" w:line="276" w:before="0" w:after="120"/>
+        <w:jc w:val="both"/>
+        <w:rPr/>
+      </w:pPr>
+      <w:r>
+        <w:rPr>
+          <w:rFonts w:eastAsia="Arial" w:cs="Arial" w:ascii="Arial" w:hAnsi="Arial"/>
+          <w:color w:val="262626"/>
+          <w:sz w:val="21"/>
+          <w:szCs w:val="22"/>
+        </w:rPr>
+        <w:t>São obrigações do LOCATÁRIO:</w:t>
+      </w:r>
+    </w:p>
+    <w:p>
+      <w:pPr>
+        <w:pStyle w:val="Normal"/>
+        <w:spacing w:lineRule="auto" w:line="276" w:before="0" w:after="80"/>
+        <w:ind w:left="454" w:hanging="283"/>
         <w:jc w:val="both"/>
         <w:rPr>
           <w:rFonts w:ascii="Arial" w:hAnsi="Arial" w:eastAsia="Arial" w:cs="Arial"/>
@@ -707,391 +1217,20 @@
         </w:rPr>
       </w:pPr>
       <w:r>
-        <w:rPr/>
-      </w:r>
-    </w:p>
-    <w:p>
-      <w:pPr>
-        <w:pStyle w:val="Normal"/>
-        <w:spacing w:lineRule="auto" w:line="300" w:before="0" w:after="120"/>
-        <w:jc w:val="both"/>
-        <w:rPr/>
-      </w:pPr>
-      <w:r>
-        <w:rPr>
-          <w:rFonts w:eastAsia="Arial" w:cs="Arial" w:ascii="Arial" w:hAnsi="Arial"/>
-          <w:sz w:val="22"/>
-          <w:szCs w:val="22"/>
-        </w:rPr>
-        <w:t>O imóvel é destinado exclusivamente à residência do LOCATÁRIO e de seus familiares/dependentes autorizados.</w:t>
-      </w:r>
-    </w:p>
-    <w:p>
-      <w:pPr>
-        <w:pStyle w:val="Normal"/>
-        <w:keepNext w:val="true"/>
-        <w:spacing w:lineRule="auto" w:line="300" w:before="240" w:after="120"/>
-        <w:jc w:val="both"/>
-        <w:rPr/>
-      </w:pPr>
-      <w:r>
-        <w:rPr>
-          <w:rFonts w:eastAsia="Arial" w:cs="Arial" w:ascii="Arial" w:hAnsi="Arial"/>
-          <w:b/>
-          <w:bCs/>
-          <w:sz w:val="22"/>
-          <w:szCs w:val="22"/>
-        </w:rPr>
-        <w:t>CLÁUSULA 2ª – DA DESTINAÇÃO</w:t>
-      </w:r>
-    </w:p>
-    <w:p>
-      <w:pPr>
-        <w:pStyle w:val="Normal"/>
-        <w:spacing w:lineRule="auto" w:line="300" w:before="0" w:after="120"/>
-        <w:jc w:val="both"/>
-        <w:rPr/>
-      </w:pPr>
-      <w:r>
-        <w:rPr>
-          <w:rFonts w:eastAsia="Arial" w:cs="Arial" w:ascii="Arial" w:hAnsi="Arial"/>
-          <w:sz w:val="22"/>
-          <w:szCs w:val="22"/>
-        </w:rPr>
-        <w:t>O imóvel será utilizado exclusivamente para fins residenciais, sendo vedada sua utilização para atividades comerciais, industriais ou qualquer outra finalidade incompatível com sua natureza residencial, salvo autorização expressa e por escrito do LOCADOR.</w:t>
-      </w:r>
-    </w:p>
-    <w:p>
-      <w:pPr>
-        <w:pStyle w:val="Normal"/>
-        <w:keepNext w:val="true"/>
-        <w:spacing w:lineRule="auto" w:line="300" w:before="240" w:after="120"/>
-        <w:jc w:val="both"/>
-        <w:rPr/>
-      </w:pPr>
-      <w:r>
-        <w:rPr>
-          <w:rFonts w:eastAsia="Arial" w:cs="Arial" w:ascii="Arial" w:hAnsi="Arial"/>
-          <w:b/>
-          <w:bCs/>
-          <w:sz w:val="22"/>
-          <w:szCs w:val="22"/>
-        </w:rPr>
-        <w:t>CLÁUSULA 3ª – DO PRAZO DA LOCAÇÃO</w:t>
-      </w:r>
-    </w:p>
-    <w:p>
-      <w:pPr>
-        <w:pStyle w:val="Normal"/>
-        <w:spacing w:lineRule="auto" w:line="300" w:before="0" w:after="120"/>
-        <w:jc w:val="both"/>
-        <w:rPr/>
-      </w:pPr>
-      <w:r>
-        <w:t>A presente locação terá prazo determinado de {{duracao_contrato}}, iniciando-se em {{data_inicio}} e encerrando-se em {{data_termino}}.</w:t>
-      </w:r>
-    </w:p>
-    <w:p>
-      <w:pPr>
-        <w:pStyle w:val="Normal"/>
-        <w:spacing w:lineRule="auto" w:line="300" w:before="0" w:after="120"/>
-        <w:jc w:val="both"/>
-        <w:rPr/>
-      </w:pPr>
-      <w:r>
-        <w:rPr>
-          <w:rFonts w:eastAsia="Arial" w:cs="Arial" w:ascii="Arial" w:hAnsi="Arial"/>
-          <w:sz w:val="22"/>
-          <w:szCs w:val="22"/>
-        </w:rPr>
-        <w:t>A presente contratação é celebrada por escrito e por prazo determinado, observando-se a legislação aplicável às locações residenciais.</w:t>
-      </w:r>
-    </w:p>
-    <w:p>
-      <w:pPr>
-        <w:pStyle w:val="Normal"/>
-        <w:keepNext w:val="true"/>
-        <w:spacing w:lineRule="auto" w:line="300" w:before="240" w:after="120"/>
-        <w:jc w:val="both"/>
-        <w:rPr/>
-      </w:pPr>
-      <w:r>
-        <w:rPr>
-          <w:rFonts w:eastAsia="Arial" w:cs="Arial" w:ascii="Arial" w:hAnsi="Arial"/>
-          <w:b/>
-          <w:bCs/>
-          <w:sz w:val="22"/>
-          <w:szCs w:val="22"/>
-        </w:rPr>
-        <w:t>CLÁUSULA 4ª – DO VALOR DA LOCAÇÃO</w:t>
-      </w:r>
-      <w:r>
-        <w:rPr>
-          <w:rFonts w:eastAsia="Arial" w:cs="Arial" w:ascii="Arial" w:hAnsi="Arial"/>
-          <w:b/>
-          <w:bCs/>
-          <w:sz w:val="22"/>
-          <w:szCs w:val="22"/>
-        </w:rPr>
-      </w:r>
-    </w:p>
-    <w:p>
-      <w:pPr>
-        <w:pStyle w:val="Normal"/>
-        <w:spacing w:lineRule="auto" w:line="300" w:before="0" w:after="120"/>
-        <w:jc w:val="both"/>
-        <w:rPr/>
-      </w:pPr>
-      <w:r>
-        <w:rPr>
-          <w:rFonts w:eastAsia="Arial" w:cs="Arial" w:ascii="Arial" w:hAnsi="Arial"/>
-          <w:sz w:val="22"/>
-          <w:szCs w:val="22"/>
-        </w:rPr>
-        <w:t>O valor da locação será de {{valor}}.</w:t>
-      </w:r>
-    </w:p>
-    <w:p>
-      <w:pPr>
-        <w:pStyle w:val="Normal"/>
-        <w:spacing w:lineRule="auto" w:line="300" w:before="0" w:after="120"/>
-        <w:jc w:val="both"/>
-        <w:rPr/>
-      </w:pPr>
-      <w:r>
-        <w:rPr>
-          <w:rFonts w:eastAsia="Arial" w:cs="Arial" w:ascii="Arial" w:hAnsi="Arial"/>
-          <w:sz w:val="22"/>
-          <w:szCs w:val="22"/>
-        </w:rPr>
-        <w:t xml:space="preserve">O pagamento será realizado por meio de </w:t>
-      </w:r>
-      <w:r>
-        <w:rPr>
-          <w:rFonts w:eastAsia="Arial" w:cs="Arial" w:ascii="Arial" w:hAnsi="Arial"/>
-          <w:sz w:val="22"/>
-          <w:szCs w:val="22"/>
-        </w:rPr>
-        <w:t>{{forma_pagamento}}</w:t>
-      </w:r>
-      <w:r>
-        <w:rPr>
-          <w:rFonts w:eastAsia="Arial" w:cs="Arial" w:ascii="Arial" w:hAnsi="Arial"/>
-          <w:sz w:val="22"/>
-          <w:szCs w:val="22"/>
-        </w:rPr>
-        <w:t>, em favor do LOCADOR.</w:t>
-      </w:r>
-    </w:p>
-    <w:p>
-      <w:pPr>
-        <w:pStyle w:val="Normal"/>
-        <w:keepNext w:val="true"/>
-        <w:spacing w:lineRule="auto" w:line="300" w:before="240" w:after="120"/>
-        <w:jc w:val="both"/>
-        <w:rPr/>
-      </w:pPr>
-      <w:r>
-        <w:rPr>
-          <w:rFonts w:eastAsia="Arial" w:cs="Arial" w:ascii="Arial" w:hAnsi="Arial"/>
-          <w:b/>
-          <w:bCs/>
-          <w:sz w:val="22"/>
-          <w:szCs w:val="22"/>
-        </w:rPr>
-        <w:t xml:space="preserve">CLÁUSULA </w:t>
-      </w:r>
-      <w:r>
-        <w:rPr>
-          <w:rFonts w:eastAsia="Arial" w:cs="Arial" w:ascii="Arial" w:hAnsi="Arial"/>
-          <w:b/>
-          <w:bCs/>
-          <w:sz w:val="22"/>
-          <w:szCs w:val="22"/>
-        </w:rPr>
-        <w:t>5</w:t>
-      </w:r>
-      <w:r>
-        <w:rPr>
-          <w:rFonts w:eastAsia="Arial" w:cs="Arial" w:ascii="Arial" w:hAnsi="Arial"/>
-          <w:b/>
-          <w:bCs/>
-          <w:sz w:val="22"/>
-          <w:szCs w:val="22"/>
-        </w:rPr>
-        <w:t>ª – CUIDADO COM O IMÓVEL E MÓVEIS:</w:t>
-      </w:r>
-    </w:p>
-    <w:p>
-      <w:pPr>
-        <w:pStyle w:val="Normal"/>
-        <w:spacing w:lineRule="auto" w:line="300" w:before="0" w:after="120"/>
-        <w:jc w:val="both"/>
-        <w:rPr/>
-      </w:pPr>
-      <w:r>
-        <w:rPr>
-          <w:rFonts w:eastAsia="Arial" w:cs="Arial" w:ascii="Arial" w:hAnsi="Arial"/>
-          <w:sz w:val="22"/>
-          <w:szCs w:val="22"/>
-        </w:rPr>
-        <w:t>Serão de responsabilidade do LOCATÁRIO, durante o período de ocupação do imóvel:</w:t>
-      </w:r>
-    </w:p>
-    <w:p>
-      <w:pPr>
-        <w:pStyle w:val="Normal"/>
-        <w:spacing w:lineRule="auto" w:line="300" w:before="0" w:after="40"/>
-        <w:jc w:val="both"/>
-        <w:rPr/>
-      </w:pPr>
-      <w:r>
-        <w:rPr>
-          <w:rFonts w:eastAsia="Arial" w:cs="Arial" w:ascii="Arial" w:hAnsi="Arial"/>
-          <w:sz w:val="22"/>
-          <w:szCs w:val="22"/>
-        </w:rPr>
-        <w:t>a) Z</w:t>
-      </w:r>
-      <w:r>
-        <w:rPr>
-          <w:rFonts w:eastAsia="Arial" w:cs="Arial" w:ascii="Arial" w:hAnsi="Arial"/>
-          <w:sz w:val="22"/>
-          <w:szCs w:val="22"/>
-        </w:rPr>
-        <w:t>elar pela conservação do imóvel, bem como de todos os seus móveis, eletrodomésticos e utensílios, responsabilizando-se por eventuais danos causados durante o período de permanência.</w:t>
-      </w:r>
-    </w:p>
-    <w:p>
-      <w:pPr>
-        <w:pStyle w:val="Normal"/>
-        <w:keepNext w:val="true"/>
-        <w:spacing w:lineRule="auto" w:line="300" w:before="240" w:after="120"/>
-        <w:jc w:val="both"/>
-        <w:rPr/>
-      </w:pPr>
-      <w:r>
-        <w:rPr>
-          <w:rFonts w:eastAsia="Arial" w:cs="Arial" w:ascii="Arial" w:hAnsi="Arial"/>
-          <w:b/>
-          <w:bCs/>
-          <w:sz w:val="22"/>
-          <w:szCs w:val="22"/>
-        </w:rPr>
-        <w:t xml:space="preserve">CLÁUSULA </w:t>
-      </w:r>
-      <w:r>
-        <w:rPr>
-          <w:rFonts w:eastAsia="Arial" w:cs="Arial" w:ascii="Arial" w:hAnsi="Arial"/>
-          <w:b/>
-          <w:bCs/>
-          <w:sz w:val="22"/>
-          <w:szCs w:val="22"/>
-        </w:rPr>
-        <w:t>6</w:t>
-      </w:r>
-      <w:r>
-        <w:rPr>
-          <w:rFonts w:eastAsia="Arial" w:cs="Arial" w:ascii="Arial" w:hAnsi="Arial"/>
-          <w:b/>
-          <w:bCs/>
-          <w:sz w:val="22"/>
-          <w:szCs w:val="22"/>
-        </w:rPr>
-        <w:t>ª – DO ESTADO DO IMÓVEL</w:t>
-      </w:r>
-    </w:p>
-    <w:p>
-      <w:pPr>
-        <w:pStyle w:val="Normal"/>
-        <w:spacing w:lineRule="auto" w:line="300" w:before="0" w:after="120"/>
-        <w:jc w:val="both"/>
-        <w:rPr/>
-      </w:pPr>
-      <w:r>
-        <w:rPr>
-          <w:rFonts w:eastAsia="Arial" w:cs="Arial" w:ascii="Arial" w:hAnsi="Arial"/>
-          <w:sz w:val="22"/>
-          <w:szCs w:val="22"/>
-        </w:rPr>
-        <w:t>O LOCATÁRIO declara receber o imóvel em condições adequadas de uso e conservação, comprometendo-se a mantê-lo em bom estado durante a vigência da locação.</w:t>
-      </w:r>
-    </w:p>
-    <w:p>
-      <w:pPr>
-        <w:pStyle w:val="Normal"/>
-        <w:spacing w:lineRule="auto" w:line="300" w:before="0" w:after="120"/>
-        <w:jc w:val="both"/>
-        <w:rPr/>
-      </w:pPr>
-      <w:r>
-        <w:rPr>
-          <w:rFonts w:eastAsia="Arial" w:cs="Arial" w:ascii="Arial" w:hAnsi="Arial"/>
-          <w:sz w:val="22"/>
-          <w:szCs w:val="22"/>
-        </w:rPr>
-        <w:t>Eventual vistoria inicial poderá ser anexada ao presente contrato, passando a integrá-lo para todos os fins.</w:t>
-      </w:r>
-    </w:p>
-    <w:p>
-      <w:pPr>
-        <w:pStyle w:val="Normal"/>
-        <w:keepNext w:val="true"/>
-        <w:spacing w:lineRule="auto" w:line="300" w:before="240" w:after="120"/>
-        <w:jc w:val="both"/>
-        <w:rPr/>
-      </w:pPr>
-      <w:r>
-        <w:rPr>
-          <w:rFonts w:eastAsia="Arial" w:cs="Arial" w:ascii="Arial" w:hAnsi="Arial"/>
-          <w:b/>
-          <w:bCs/>
-          <w:sz w:val="22"/>
-          <w:szCs w:val="22"/>
-        </w:rPr>
-        <w:t xml:space="preserve">CLÁUSULA </w:t>
-      </w:r>
-      <w:r>
-        <w:rPr>
-          <w:rFonts w:eastAsia="Arial" w:cs="Arial" w:ascii="Arial" w:hAnsi="Arial"/>
-          <w:b/>
-          <w:bCs/>
-          <w:sz w:val="22"/>
-          <w:szCs w:val="22"/>
-        </w:rPr>
-        <w:t>7</w:t>
-      </w:r>
-      <w:r>
-        <w:rPr>
-          <w:rFonts w:eastAsia="Arial" w:cs="Arial" w:ascii="Arial" w:hAnsi="Arial"/>
-          <w:b/>
-          <w:bCs/>
-          <w:sz w:val="22"/>
-          <w:szCs w:val="22"/>
-        </w:rPr>
-        <w:t>ª – DAS OBRIGAÇÕES DO LOCATÁRIO</w:t>
-      </w:r>
-    </w:p>
-    <w:p>
-      <w:pPr>
-        <w:pStyle w:val="Normal"/>
-        <w:spacing w:lineRule="auto" w:line="300" w:before="0" w:after="120"/>
-        <w:jc w:val="both"/>
-        <w:rPr/>
-      </w:pPr>
-      <w:r>
-        <w:rPr>
-          <w:rFonts w:eastAsia="Arial" w:cs="Arial" w:ascii="Arial" w:hAnsi="Arial"/>
-          <w:sz w:val="22"/>
-          <w:szCs w:val="22"/>
-        </w:rPr>
-        <w:t>São obrigações do LOCATÁRIO:</w:t>
-      </w:r>
-    </w:p>
-    <w:p>
-      <w:pPr>
-        <w:pStyle w:val="Normal"/>
-        <w:spacing w:lineRule="auto" w:line="300" w:before="0" w:after="40"/>
+        <w:rPr>
+          <w:rFonts w:eastAsia="Arial" w:cs="Arial" w:ascii="Arial" w:hAnsi="Arial"/>
+          <w:color w:val="262626"/>
+          <w:sz w:val="21"/>
+          <w:szCs w:val="22"/>
+        </w:rPr>
+        <w:t>I – Efetuar o pagamento do aluguel e eventuais encargos nos prazos e condições pactuados neste contrato;</w:t>
+      </w:r>
+    </w:p>
+    <w:p>
+      <w:pPr>
+        <w:pStyle w:val="Normal"/>
+        <w:spacing w:lineRule="auto" w:line="276" w:before="0" w:after="80"/>
+        <w:ind w:left="454" w:hanging="283"/>
         <w:jc w:val="both"/>
         <w:rPr>
           <w:rFonts w:ascii="Arial" w:hAnsi="Arial" w:eastAsia="Arial" w:cs="Arial"/>
@@ -1102,16 +1241,18 @@
       <w:r>
         <w:rPr>
           <w:rFonts w:eastAsia="Arial" w:cs="Arial" w:ascii="Arial" w:hAnsi="Arial"/>
-          <w:sz w:val="22"/>
-          <w:szCs w:val="22"/>
-        </w:rPr>
-        <w:t>I – Efetuar o pagamento do aluguel e eventuais encargos nos prazos e condições pactuados neste contrato;</w:t>
-      </w:r>
-    </w:p>
-    <w:p>
-      <w:pPr>
-        <w:pStyle w:val="Normal"/>
-        <w:spacing w:lineRule="auto" w:line="300" w:before="0" w:after="40"/>
+          <w:color w:val="262626"/>
+          <w:sz w:val="21"/>
+          <w:szCs w:val="22"/>
+        </w:rPr>
+        <w:t>II – Utilizar o imóvel exclusivamente para fins residenciais, respeitando a capacidade máxima de ocupantes permitida;</w:t>
+      </w:r>
+    </w:p>
+    <w:p>
+      <w:pPr>
+        <w:pStyle w:val="Normal"/>
+        <w:spacing w:lineRule="auto" w:line="276" w:before="0" w:after="80"/>
+        <w:ind w:left="454" w:hanging="283"/>
         <w:jc w:val="both"/>
         <w:rPr>
           <w:rFonts w:ascii="Arial" w:hAnsi="Arial" w:eastAsia="Arial" w:cs="Arial"/>
@@ -1122,16 +1263,18 @@
       <w:r>
         <w:rPr>
           <w:rFonts w:eastAsia="Arial" w:cs="Arial" w:ascii="Arial" w:hAnsi="Arial"/>
-          <w:sz w:val="22"/>
-          <w:szCs w:val="22"/>
-        </w:rPr>
-        <w:t>II – Utilizar o imóvel exclusivamente para fins residenciais, respeitando a capacidade máxima de ocupantes permitida;</w:t>
-      </w:r>
-    </w:p>
-    <w:p>
-      <w:pPr>
-        <w:pStyle w:val="Normal"/>
-        <w:spacing w:lineRule="auto" w:line="300" w:before="0" w:after="40"/>
+          <w:color w:val="262626"/>
+          <w:sz w:val="21"/>
+          <w:szCs w:val="22"/>
+        </w:rPr>
+        <w:t>III – Zelar pela conservação do imóvel, móveis, eletrodomésticos, utensílios e áreas comuns;</w:t>
+      </w:r>
+    </w:p>
+    <w:p>
+      <w:pPr>
+        <w:pStyle w:val="Normal"/>
+        <w:spacing w:lineRule="auto" w:line="276" w:before="0" w:after="80"/>
+        <w:ind w:left="454" w:hanging="283"/>
         <w:jc w:val="both"/>
         <w:rPr>
           <w:rFonts w:ascii="Arial" w:hAnsi="Arial" w:eastAsia="Arial" w:cs="Arial"/>
@@ -1142,16 +1285,34 @@
       <w:r>
         <w:rPr>
           <w:rFonts w:eastAsia="Arial" w:cs="Arial" w:ascii="Arial" w:hAnsi="Arial"/>
-          <w:sz w:val="22"/>
-          <w:szCs w:val="22"/>
-        </w:rPr>
-        <w:t>III – Zelar pela conservação do imóvel, móveis, eletrodomésticos, utensílios e áreas comuns;</w:t>
-      </w:r>
-    </w:p>
-    <w:p>
-      <w:pPr>
-        <w:pStyle w:val="Normal"/>
-        <w:spacing w:lineRule="auto" w:line="300" w:before="0" w:after="40"/>
+          <w:color w:val="262626"/>
+          <w:sz w:val="21"/>
+          <w:szCs w:val="22"/>
+        </w:rPr>
+        <w:t>IV – Comunicar imediatamente ao LOCADOR qualquer dano, defeito ou avaria ocorrido no imóvel durante a locação;</w:t>
+      </w:r>
+      <w:r>
+        <w:rPr>
+          <w:rFonts w:eastAsia="Arial" w:cs="Arial" w:ascii="Arial" w:hAnsi="Arial"/>
+          <w:color w:val="262626"/>
+          <w:sz w:val="21"/>
+          <w:szCs w:val="22"/>
+        </w:rPr>
+      </w:r>
+      <w:r>
+        <w:rPr>
+          <w:rFonts w:eastAsia="Arial" w:cs="Arial" w:ascii="Arial" w:hAnsi="Arial"/>
+          <w:color w:val="262626"/>
+          <w:sz w:val="21"/>
+          <w:szCs w:val="22"/>
+        </w:rPr>
+      </w:r>
+    </w:p>
+    <w:p>
+      <w:pPr>
+        <w:pStyle w:val="Normal"/>
+        <w:spacing w:lineRule="auto" w:line="276" w:before="0" w:after="80"/>
+        <w:ind w:left="454" w:hanging="283"/>
         <w:jc w:val="both"/>
         <w:rPr>
           <w:rFonts w:ascii="Arial" w:hAnsi="Arial" w:eastAsia="Arial" w:cs="Arial"/>
@@ -1162,30 +1323,18 @@
       <w:r>
         <w:rPr>
           <w:rFonts w:eastAsia="Arial" w:cs="Arial" w:ascii="Arial" w:hAnsi="Arial"/>
-          <w:sz w:val="22"/>
-          <w:szCs w:val="22"/>
-        </w:rPr>
-        <w:t>IV – Comunicar imediatamente ao LOCADOR qualquer dano, defeito ou avaria ocorrido no imóvel durante a locação;</w:t>
-      </w:r>
-      <w:r>
-        <w:rPr>
-          <w:rFonts w:eastAsia="Arial" w:cs="Arial" w:ascii="Arial" w:hAnsi="Arial"/>
-          <w:sz w:val="22"/>
-          <w:szCs w:val="22"/>
-        </w:rPr>
-      </w:r>
-      <w:r>
-        <w:rPr>
-          <w:rFonts w:eastAsia="Arial" w:cs="Arial" w:ascii="Arial" w:hAnsi="Arial"/>
-          <w:sz w:val="22"/>
-          <w:szCs w:val="22"/>
-        </w:rPr>
-      </w:r>
-    </w:p>
-    <w:p>
-      <w:pPr>
-        <w:pStyle w:val="Normal"/>
-        <w:spacing w:lineRule="auto" w:line="300" w:before="0" w:after="40"/>
+          <w:color w:val="262626"/>
+          <w:sz w:val="21"/>
+          <w:szCs w:val="22"/>
+        </w:rPr>
+        <w:t>V – Não realizar alterações na disposição dos móveis, reformas ou qualquer modificação na propriedade;</w:t>
+      </w:r>
+    </w:p>
+    <w:p>
+      <w:pPr>
+        <w:pStyle w:val="Normal"/>
+        <w:spacing w:lineRule="auto" w:line="276" w:before="0" w:after="80"/>
+        <w:ind w:left="454" w:hanging="283"/>
         <w:jc w:val="both"/>
         <w:rPr>
           <w:rFonts w:ascii="Arial" w:hAnsi="Arial" w:eastAsia="Arial" w:cs="Arial"/>
@@ -1196,16 +1345,36 @@
       <w:r>
         <w:rPr>
           <w:rFonts w:eastAsia="Arial" w:cs="Arial" w:ascii="Arial" w:hAnsi="Arial"/>
-          <w:sz w:val="22"/>
-          <w:szCs w:val="22"/>
-        </w:rPr>
-        <w:t>V – Não realizar alterações na disposição dos móveis, reformas ou qualquer modificação na propriedade;</w:t>
-      </w:r>
-    </w:p>
-    <w:p>
-      <w:pPr>
-        <w:pStyle w:val="Normal"/>
-        <w:spacing w:lineRule="auto" w:line="300" w:before="0" w:after="40"/>
+          <w:color w:val="262626"/>
+          <w:sz w:val="21"/>
+          <w:szCs w:val="22"/>
+        </w:rPr>
+        <w:t xml:space="preserve">VI – Permitir o acesso do </w:t>
+      </w:r>
+      <w:r>
+        <w:rPr>
+          <w:rFonts w:eastAsia="Arial" w:cs="Arial" w:ascii="Arial" w:hAnsi="Arial"/>
+          <w:color w:val="262626"/>
+          <w:sz w:val="21"/>
+          <w:szCs w:val="22"/>
+        </w:rPr>
+        <w:t>LOCADOR</w:t>
+      </w:r>
+      <w:r>
+        <w:rPr>
+          <w:rFonts w:eastAsia="Arial" w:cs="Arial" w:ascii="Arial" w:hAnsi="Arial"/>
+          <w:color w:val="262626"/>
+          <w:sz w:val="21"/>
+          <w:szCs w:val="22"/>
+        </w:rPr>
+        <w:t xml:space="preserve"> ou de pessoas autorizadas ao imóvel apenas em casos de emergência ou reparações urgentes, mediante aviso prévio;</w:t>
+      </w:r>
+    </w:p>
+    <w:p>
+      <w:pPr>
+        <w:pStyle w:val="Normal"/>
+        <w:spacing w:lineRule="auto" w:line="276" w:before="0" w:after="80"/>
+        <w:ind w:left="454" w:hanging="283"/>
         <w:jc w:val="both"/>
         <w:rPr>
           <w:rFonts w:ascii="Arial" w:hAnsi="Arial" w:eastAsia="Arial" w:cs="Arial"/>
@@ -1216,32 +1385,80 @@
       <w:r>
         <w:rPr>
           <w:rFonts w:eastAsia="Arial" w:cs="Arial" w:ascii="Arial" w:hAnsi="Arial"/>
-          <w:sz w:val="22"/>
-          <w:szCs w:val="22"/>
-        </w:rPr>
-        <w:t xml:space="preserve">VI – Permitir o acesso do </w:t>
-      </w:r>
-      <w:r>
-        <w:rPr>
-          <w:rFonts w:eastAsia="Arial" w:cs="Arial" w:ascii="Arial" w:hAnsi="Arial"/>
-          <w:sz w:val="22"/>
-          <w:szCs w:val="22"/>
-        </w:rPr>
-        <w:t>LOCADOR</w:t>
-      </w:r>
-      <w:r>
-        <w:rPr>
-          <w:rFonts w:eastAsia="Arial" w:cs="Arial" w:ascii="Arial" w:hAnsi="Arial"/>
-          <w:sz w:val="22"/>
-          <w:szCs w:val="22"/>
-        </w:rPr>
-        <w:t xml:space="preserve"> ou de pessoas autorizadas ao imóvel apenas em casos de emergência ou reparações urgentes, mediante aviso prévio;</w:t>
-      </w:r>
-    </w:p>
-    <w:p>
-      <w:pPr>
-        <w:pStyle w:val="Normal"/>
-        <w:spacing w:lineRule="auto" w:line="300" w:before="0" w:after="40"/>
+          <w:color w:val="262626"/>
+          <w:sz w:val="21"/>
+          <w:szCs w:val="22"/>
+        </w:rPr>
+        <w:t>VII – Cumprir rigorosamente as normas de boa convivência, o regulamento interno do condomínio/propriedade e os horários de silêncio.</w:t>
+      </w:r>
+    </w:p>
+    <w:p>
+      <w:pPr>
+        <w:pStyle w:val="Normal"/>
+        <w:keepNext/>
+        <w:spacing w:lineRule="auto" w:line="276" w:before="280" w:after="120"/>
+        <w:jc w:val="left"/>
+        <w:rPr/>
+        <w:pBdr>
+          <w:bottom w:val="single" w:sz="4" w:space="2" w:color="D9D9D9"/>
+        </w:pBdr>
+      </w:pPr>
+      <w:r>
+        <w:rPr>
+          <w:rFonts w:eastAsia="Arial" w:cs="Arial" w:ascii="Arial" w:hAnsi="Arial"/>
+          <w:b/>
+          <w:bCs/>
+          <w:color w:val="1E598A"/>
+          <w:sz w:val="21"/>
+          <w:szCs w:val="22"/>
+        </w:rPr>
+        <w:t xml:space="preserve">CLÁUSULA </w:t>
+      </w:r>
+      <w:r>
+        <w:rPr>
+          <w:rFonts w:eastAsia="Arial" w:cs="Arial" w:ascii="Arial" w:hAnsi="Arial"/>
+          <w:b/>
+          <w:bCs/>
+          <w:color w:val="1E598A"/>
+          <w:sz w:val="21"/>
+          <w:szCs w:val="22"/>
+        </w:rPr>
+        <w:t>8ª</w:t>
+      </w:r>
+      <w:r>
+        <w:rPr>
+          <w:rFonts w:eastAsia="Arial" w:cs="Arial" w:ascii="Arial" w:hAnsi="Arial"/>
+          <w:b/>
+          <w:bCs/>
+          <w:color w:val="1E598A"/>
+          <w:sz w:val="21"/>
+          <w:szCs w:val="22"/>
+        </w:rPr>
+        <w:t xml:space="preserve"> – DAS OBRIGAÇÕES DO LOCADOR</w:t>
+      </w:r>
+    </w:p>
+    <w:p>
+      <w:pPr>
+        <w:pStyle w:val="Normal"/>
+        <w:spacing w:lineRule="auto" w:line="276" w:before="0" w:after="120"/>
+        <w:jc w:val="both"/>
+        <w:rPr/>
+      </w:pPr>
+      <w:r>
+        <w:rPr>
+          <w:rFonts w:eastAsia="Arial" w:cs="Arial" w:ascii="Arial" w:hAnsi="Arial"/>
+          <w:color w:val="262626"/>
+          <w:sz w:val="21"/>
+          <w:szCs w:val="22"/>
+        </w:rPr>
+        <w:t>São obrigações do LOCADOR:</w:t>
+      </w:r>
+    </w:p>
+    <w:p>
+      <w:pPr>
+        <w:pStyle w:val="BodyText"/>
+        <w:spacing w:lineRule="auto" w:line="276" w:before="0" w:after="80"/>
+        <w:ind w:left="454" w:hanging="283"/>
         <w:jc w:val="both"/>
         <w:rPr>
           <w:rFonts w:ascii="Arial" w:hAnsi="Arial" w:eastAsia="Arial" w:cs="Arial"/>
@@ -1252,71 +1469,36 @@
       <w:r>
         <w:rPr>
           <w:rFonts w:eastAsia="Arial" w:cs="Arial" w:ascii="Arial" w:hAnsi="Arial"/>
-          <w:sz w:val="22"/>
-          <w:szCs w:val="22"/>
-        </w:rPr>
-        <w:t>VII – Cumprir rigorosamente as normas de boa convivência, o regulamento interno do condomínio/propriedade e os horários de silêncio.</w:t>
-      </w:r>
-    </w:p>
-    <w:p>
-      <w:pPr>
-        <w:pStyle w:val="Normal"/>
-        <w:keepNext w:val="true"/>
-        <w:spacing w:lineRule="auto" w:line="300" w:before="240" w:after="120"/>
-        <w:jc w:val="both"/>
-        <w:rPr/>
-      </w:pPr>
-      <w:r>
-        <w:rPr>
-          <w:rFonts w:eastAsia="Arial" w:cs="Arial" w:ascii="Arial" w:hAnsi="Arial"/>
-          <w:b/>
-          <w:bCs/>
-          <w:sz w:val="22"/>
-          <w:szCs w:val="22"/>
-        </w:rPr>
-        <w:t xml:space="preserve">CLÁUSULA </w:t>
-      </w:r>
-      <w:r>
-        <w:rPr>
-          <w:rFonts w:eastAsia="Arial" w:cs="Arial" w:ascii="Arial" w:hAnsi="Arial"/>
-          <w:b/>
-          <w:bCs/>
-          <w:sz w:val="22"/>
-          <w:szCs w:val="22"/>
-        </w:rPr>
-        <w:t>8ª</w:t>
-      </w:r>
-      <w:r>
-        <w:rPr>
-          <w:rFonts w:eastAsia="Arial" w:cs="Arial" w:ascii="Arial" w:hAnsi="Arial"/>
-          <w:b/>
-          <w:bCs/>
-          <w:sz w:val="22"/>
-          <w:szCs w:val="22"/>
-        </w:rPr>
-        <w:t xml:space="preserve"> – DAS OBRIGAÇÕES DO LOCADOR</w:t>
-      </w:r>
-    </w:p>
-    <w:p>
-      <w:pPr>
-        <w:pStyle w:val="Normal"/>
-        <w:spacing w:lineRule="auto" w:line="300" w:before="0" w:after="120"/>
-        <w:jc w:val="both"/>
-        <w:rPr/>
-      </w:pPr>
-      <w:r>
-        <w:rPr>
-          <w:rFonts w:eastAsia="Arial" w:cs="Arial" w:ascii="Arial" w:hAnsi="Arial"/>
-          <w:sz w:val="22"/>
-          <w:szCs w:val="22"/>
-        </w:rPr>
-        <w:t>São obrigações do LOCADOR:</w:t>
+          <w:color w:val="262626"/>
+          <w:sz w:val="21"/>
+          <w:szCs w:val="22"/>
+        </w:rPr>
+        <w:t>I – Entregar o imóvel ao LOCATÁRIO limpo, higienizado e em perfeitas condições de uso na data de início da locação;</w:t>
+      </w:r>
+      <w:r>
+        <w:rPr>
+          <w:rFonts w:eastAsia="Arial" w:cs="Arial" w:ascii="Arial" w:hAnsi="Arial"/>
+          <w:b w:val="false"/>
+          <w:bCs w:val="false"/>
+          <w:color w:val="262626"/>
+          <w:sz w:val="21"/>
+          <w:szCs w:val="22"/>
+        </w:rPr>
+      </w:r>
+      <w:r>
+        <w:rPr>
+          <w:rFonts w:eastAsia="Arial" w:cs="Arial" w:ascii="Arial" w:hAnsi="Arial"/>
+          <w:color w:val="262626"/>
+          <w:sz w:val="21"/>
+          <w:szCs w:val="22"/>
+        </w:rPr>
       </w:r>
     </w:p>
     <w:p>
       <w:pPr>
         <w:pStyle w:val="BodyText"/>
-        <w:spacing w:lineRule="auto" w:line="300" w:before="0" w:after="40"/>
+        <w:spacing w:lineRule="auto" w:line="276" w:before="0" w:after="80"/>
+        <w:ind w:left="454" w:hanging="283"/>
         <w:jc w:val="both"/>
         <w:rPr>
           <w:rFonts w:ascii="Arial" w:hAnsi="Arial" w:eastAsia="Arial" w:cs="Arial"/>
@@ -1327,24 +1509,27 @@
       <w:r>
         <w:rPr>
           <w:rFonts w:eastAsia="Arial" w:cs="Arial" w:ascii="Arial" w:hAnsi="Arial"/>
-          <w:sz w:val="22"/>
-          <w:szCs w:val="22"/>
-        </w:rPr>
-        <w:t>I – Entregar o imóvel ao LOCATÁRIO limpo, higienizado e em perfeitas condições de uso na data de início da locação;</w:t>
+          <w:color w:val="262626"/>
+          <w:sz w:val="21"/>
+          <w:szCs w:val="22"/>
+        </w:rPr>
+        <w:t>II – Garantir ao LOCATÁRIO o uso tranquilo, privativo e pacífico do imóvel durante todo o período da locação;</w:t>
       </w:r>
       <w:r>
         <w:rPr>
           <w:rFonts w:eastAsia="Arial" w:cs="Arial" w:ascii="Arial" w:hAnsi="Arial"/>
           <w:b w:val="false"/>
           <w:bCs w:val="false"/>
-          <w:sz w:val="22"/>
-          <w:szCs w:val="22"/>
-        </w:rPr>
-      </w:r>
-      <w:r>
-        <w:rPr>
-          <w:rFonts w:eastAsia="Arial" w:cs="Arial" w:ascii="Arial" w:hAnsi="Arial"/>
-          <w:sz w:val="22"/>
+          <w:color w:val="262626"/>
+          <w:sz w:val="21"/>
+          <w:szCs w:val="22"/>
+        </w:rPr>
+      </w:r>
+      <w:r>
+        <w:rPr>
+          <w:rFonts w:eastAsia="Arial" w:cs="Arial" w:ascii="Arial" w:hAnsi="Arial"/>
+          <w:color w:val="262626"/>
+          <w:sz w:val="21"/>
           <w:szCs w:val="22"/>
         </w:rPr>
       </w:r>
@@ -1352,7 +1537,8 @@
     <w:p>
       <w:pPr>
         <w:pStyle w:val="BodyText"/>
-        <w:spacing w:lineRule="auto" w:line="300" w:before="0" w:after="40"/>
+        <w:spacing w:lineRule="auto" w:line="276" w:before="0" w:after="80"/>
+        <w:ind w:left="454" w:hanging="283"/>
         <w:jc w:val="both"/>
         <w:rPr>
           <w:rFonts w:ascii="Arial" w:hAnsi="Arial" w:eastAsia="Arial" w:cs="Arial"/>
@@ -1363,117 +1549,71 @@
       <w:r>
         <w:rPr>
           <w:rFonts w:eastAsia="Arial" w:cs="Arial" w:ascii="Arial" w:hAnsi="Arial"/>
+          <w:color w:val="262626"/>
+          <w:sz w:val="21"/>
+          <w:szCs w:val="22"/>
+        </w:rPr>
+        <w:t>III – Assegurar o correto funcionamento das instalações básicas e equipamentos anunciados (água, energia, internet, etc.);</w:t>
+      </w:r>
+    </w:p>
+    <w:p>
+      <w:pPr>
+        <w:pStyle w:val="BodyText"/>
+        <w:spacing w:lineRule="auto" w:line="276" w:before="0" w:after="80"/>
+        <w:ind w:left="454" w:hanging="283"/>
+        <w:jc w:val="both"/>
+        <w:rPr>
+          <w:rFonts w:ascii="Arial" w:hAnsi="Arial" w:eastAsia="Arial" w:cs="Arial"/>
           <w:sz w:val="22"/>
           <w:szCs w:val="22"/>
         </w:rPr>
-        <w:t>II – Garantir ao LOCATÁRIO o uso tranquilo, privativo e pacífico do imóvel durante todo o período da locação;</w:t>
+      </w:pPr>
+      <w:r>
+        <w:rPr>
+          <w:rFonts w:eastAsia="Arial" w:cs="Arial" w:ascii="Arial" w:hAnsi="Arial"/>
+          <w:color w:val="262626"/>
+          <w:sz w:val="21"/>
+          <w:szCs w:val="22"/>
+        </w:rPr>
+        <w:t>IV – Prestar o suporte necessário e fornecer ao LOCATÁRIO as instruções de acesso ao imóvel.</w:t>
       </w:r>
       <w:r>
         <w:rPr>
           <w:rFonts w:eastAsia="Arial" w:cs="Arial" w:ascii="Arial" w:hAnsi="Arial"/>
           <w:b w:val="false"/>
           <w:bCs w:val="false"/>
-          <w:sz w:val="22"/>
-          <w:szCs w:val="22"/>
-        </w:rPr>
-      </w:r>
-      <w:r>
-        <w:rPr>
-          <w:rFonts w:eastAsia="Arial" w:cs="Arial" w:ascii="Arial" w:hAnsi="Arial"/>
-          <w:sz w:val="22"/>
-          <w:szCs w:val="22"/>
-        </w:rPr>
-      </w:r>
-    </w:p>
-    <w:p>
-      <w:pPr>
-        <w:pStyle w:val="BodyText"/>
-        <w:spacing w:lineRule="auto" w:line="300" w:before="0" w:after="40"/>
-        <w:jc w:val="both"/>
-        <w:rPr>
-          <w:rFonts w:ascii="Arial" w:hAnsi="Arial" w:eastAsia="Arial" w:cs="Arial"/>
-          <w:sz w:val="22"/>
-          <w:szCs w:val="22"/>
-        </w:rPr>
-      </w:pPr>
-      <w:r>
-        <w:rPr>
-          <w:rFonts w:eastAsia="Arial" w:cs="Arial" w:ascii="Arial" w:hAnsi="Arial"/>
-          <w:sz w:val="22"/>
-          <w:szCs w:val="22"/>
-        </w:rPr>
-        <w:t>III – Assegurar o correto funcionamento das instalações básicas e equipamentos anunciados (água, energia, internet, etc.);</w:t>
-      </w:r>
-    </w:p>
-    <w:p>
-      <w:pPr>
-        <w:pStyle w:val="BodyText"/>
-        <w:spacing w:lineRule="auto" w:line="300" w:before="0" w:after="40"/>
-        <w:jc w:val="both"/>
-        <w:rPr>
-          <w:rFonts w:ascii="Arial" w:hAnsi="Arial" w:eastAsia="Arial" w:cs="Arial"/>
-          <w:sz w:val="22"/>
-          <w:szCs w:val="22"/>
-        </w:rPr>
-      </w:pPr>
-      <w:r>
-        <w:rPr>
-          <w:rFonts w:eastAsia="Arial" w:cs="Arial" w:ascii="Arial" w:hAnsi="Arial"/>
-          <w:sz w:val="22"/>
-          <w:szCs w:val="22"/>
-        </w:rPr>
-        <w:t>IV – Prestar o suporte necessário e fornecer ao LOCATÁRIO as instruções de acesso ao imóvel.</w:t>
-      </w:r>
-      <w:r>
-        <w:rPr>
-          <w:rFonts w:eastAsia="Arial" w:cs="Arial" w:ascii="Arial" w:hAnsi="Arial"/>
-          <w:b w:val="false"/>
-          <w:bCs w:val="false"/>
-          <w:sz w:val="22"/>
-          <w:szCs w:val="22"/>
-        </w:rPr>
-      </w:r>
-      <w:r>
-        <w:rPr>
-          <w:rFonts w:eastAsia="Arial" w:cs="Arial" w:ascii="Arial" w:hAnsi="Arial"/>
-          <w:sz w:val="22"/>
-          <w:szCs w:val="22"/>
-        </w:rPr>
-      </w:r>
-    </w:p>
-    <w:p>
-      <w:pPr>
-        <w:pStyle w:val="Normal"/>
-        <w:spacing w:lineRule="auto" w:line="300" w:before="0" w:after="40"/>
-        <w:jc w:val="both"/>
-        <w:rPr>
-          <w:rFonts w:ascii="Arial" w:hAnsi="Arial" w:eastAsia="Arial" w:cs="Arial"/>
-          <w:sz w:val="22"/>
-          <w:szCs w:val="22"/>
-        </w:rPr>
-      </w:pPr>
-      <w:r>
-        <w:rPr>
-          <w:rFonts w:eastAsia="Arial" w:cs="Arial" w:ascii="Arial" w:hAnsi="Arial"/>
-          <w:sz w:val="22"/>
-          <w:szCs w:val="22"/>
-        </w:rPr>
-      </w:r>
-    </w:p>
-    <w:p>
-      <w:pPr>
-        <w:pStyle w:val="Normal"/>
-        <w:keepNext w:val="true"/>
-        <w:spacing w:lineRule="auto" w:line="300" w:before="240" w:after="120"/>
-        <w:jc w:val="both"/>
-        <w:rPr/>
-      </w:pPr>
-      <w:r>
-        <w:rPr>
-          <w:rFonts w:eastAsia="Arial" w:cs="Arial" w:ascii="Arial" w:hAnsi="Arial"/>
-          <w:b/>
-          <w:bCs/>
-          <w:sz w:val="22"/>
+          <w:color w:val="262626"/>
+          <w:sz w:val="21"/>
+          <w:szCs w:val="22"/>
+        </w:rPr>
+      </w:r>
+      <w:r>
+        <w:rPr>
+          <w:rFonts w:eastAsia="Arial" w:cs="Arial" w:ascii="Arial" w:hAnsi="Arial"/>
+          <w:color w:val="262626"/>
+          <w:sz w:val="21"/>
+          <w:szCs w:val="22"/>
+        </w:rPr>
+      </w:r>
+    </w:p>
+    <w:p>
+      <w:pPr>
+        <w:pStyle w:val="Normal"/>
+        <w:keepNext/>
+        <w:spacing w:lineRule="auto" w:line="276" w:before="280" w:after="120"/>
+        <w:jc w:val="left"/>
+        <w:rPr/>
+        <w:pBdr>
+          <w:bottom w:val="single" w:sz="4" w:space="2" w:color="D9D9D9"/>
+        </w:pBdr>
+      </w:pPr>
+      <w:r>
+        <w:rPr>
+          <w:rFonts w:eastAsia="Arial" w:cs="Arial" w:ascii="Arial" w:hAnsi="Arial"/>
+          <w:b/>
+          <w:bCs/>
+          <w:color w:val="1E598A"/>
+          <w:sz w:val="21"/>
           <w:szCs w:val="22"/>
         </w:rPr>
         <w:t xml:space="preserve">CLÁUSULA </w:t>
@@ -1483,7 +1623,8 @@
           <w:rFonts w:eastAsia="Arial" w:cs="Arial" w:ascii="Arial" w:hAnsi="Arial"/>
           <w:b/>
           <w:bCs/>
-          <w:sz w:val="22"/>
+          <w:color w:val="1E598A"/>
+          <w:sz w:val="21"/>
           <w:szCs w:val="22"/>
         </w:rPr>
         <w:t>9ª</w:t>
@@ -1493,7 +1634,8 @@
           <w:rFonts w:eastAsia="Arial" w:cs="Arial" w:ascii="Arial" w:hAnsi="Arial"/>
           <w:b/>
           <w:bCs/>
-          <w:sz w:val="22"/>
+          <w:color w:val="1E598A"/>
+          <w:sz w:val="21"/>
           <w:szCs w:val="22"/>
         </w:rPr>
         <w:t xml:space="preserve"> – DA SUBLOCAÇÃO</w:t>
@@ -1502,14 +1644,15 @@
     <w:p>
       <w:pPr>
         <w:pStyle w:val="Normal"/>
-        <w:spacing w:lineRule="auto" w:line="300" w:before="0" w:after="120"/>
-        <w:jc w:val="both"/>
-        <w:rPr/>
-      </w:pPr>
-      <w:r>
-        <w:rPr>
-          <w:rFonts w:eastAsia="Arial" w:cs="Arial" w:ascii="Arial" w:hAnsi="Arial"/>
-          <w:sz w:val="22"/>
+        <w:spacing w:lineRule="auto" w:line="276" w:before="0" w:after="120"/>
+        <w:jc w:val="both"/>
+        <w:rPr/>
+      </w:pPr>
+      <w:r>
+        <w:rPr>
+          <w:rFonts w:eastAsia="Arial" w:cs="Arial" w:ascii="Arial" w:hAnsi="Arial"/>
+          <w:color w:val="262626"/>
+          <w:sz w:val="21"/>
           <w:szCs w:val="22"/>
         </w:rPr>
         <w:t>É vedada a cessão, transferência ou sublocação total ou parcial do imóvel sem autorização prévia e escrita do LOCADOR.</w:t>
@@ -1518,17 +1661,21 @@
     <w:p>
       <w:pPr>
         <w:pStyle w:val="Normal"/>
-        <w:keepNext w:val="true"/>
-        <w:spacing w:lineRule="auto" w:line="300" w:before="240" w:after="120"/>
-        <w:jc w:val="both"/>
-        <w:rPr/>
-      </w:pPr>
-      <w:r>
-        <w:rPr>
-          <w:rFonts w:eastAsia="Arial" w:cs="Arial" w:ascii="Arial" w:hAnsi="Arial"/>
-          <w:b/>
-          <w:bCs/>
-          <w:sz w:val="22"/>
+        <w:keepNext/>
+        <w:spacing w:lineRule="auto" w:line="276" w:before="280" w:after="120"/>
+        <w:jc w:val="left"/>
+        <w:rPr/>
+        <w:pBdr>
+          <w:bottom w:val="single" w:sz="4" w:space="2" w:color="D9D9D9"/>
+        </w:pBdr>
+      </w:pPr>
+      <w:r>
+        <w:rPr>
+          <w:rFonts w:eastAsia="Arial" w:cs="Arial" w:ascii="Arial" w:hAnsi="Arial"/>
+          <w:b/>
+          <w:bCs/>
+          <w:color w:val="1E598A"/>
+          <w:sz w:val="21"/>
           <w:szCs w:val="22"/>
         </w:rPr>
         <w:t xml:space="preserve">CLÁUSULA </w:t>
@@ -1538,7 +1685,8 @@
           <w:rFonts w:eastAsia="Arial" w:cs="Arial" w:ascii="Arial" w:hAnsi="Arial"/>
           <w:b/>
           <w:bCs/>
-          <w:sz w:val="22"/>
+          <w:color w:val="1E598A"/>
+          <w:sz w:val="21"/>
           <w:szCs w:val="22"/>
         </w:rPr>
         <w:t>10</w:t>
@@ -1548,7 +1696,8 @@
           <w:rFonts w:eastAsia="Arial" w:cs="Arial" w:ascii="Arial" w:hAnsi="Arial"/>
           <w:b/>
           <w:bCs/>
-          <w:sz w:val="22"/>
+          <w:color w:val="1E598A"/>
+          <w:sz w:val="21"/>
           <w:szCs w:val="22"/>
         </w:rPr>
         <w:t>ª – DA ENTREGA DO IMÓVEL</w:t>
@@ -1557,14 +1706,15 @@
     <w:p>
       <w:pPr>
         <w:pStyle w:val="Normal"/>
-        <w:spacing w:lineRule="auto" w:line="300" w:before="0" w:after="120"/>
-        <w:jc w:val="both"/>
-        <w:rPr/>
-      </w:pPr>
-      <w:r>
-        <w:rPr>
-          <w:rFonts w:eastAsia="Arial" w:cs="Arial" w:ascii="Arial" w:hAnsi="Arial"/>
-          <w:sz w:val="22"/>
+        <w:spacing w:lineRule="auto" w:line="276" w:before="0" w:after="120"/>
+        <w:jc w:val="both"/>
+        <w:rPr/>
+      </w:pPr>
+      <w:r>
+        <w:rPr>
+          <w:rFonts w:eastAsia="Arial" w:cs="Arial" w:ascii="Arial" w:hAnsi="Arial"/>
+          <w:color w:val="262626"/>
+          <w:sz w:val="21"/>
           <w:szCs w:val="22"/>
         </w:rPr>
         <w:t>Ao término da locação, o LOCATÁRIO deverá entregar o imóvel desocupado na data de término do contrato, nas mesmas condições em que o recebeu, ressalvado o desgaste natural do uso regular.</w:t>
@@ -1572,32 +1722,38 @@
       <w:r>
         <w:rPr>
           <w:rFonts w:eastAsia="Arial" w:cs="Arial" w:ascii="Arial" w:hAnsi="Arial"/>
-          <w:sz w:val="22"/>
-          <w:szCs w:val="22"/>
-        </w:rPr>
-      </w:r>
-      <w:r>
-        <w:rPr>
-          <w:rFonts w:eastAsia="Arial" w:cs="Arial" w:ascii="Arial" w:hAnsi="Arial"/>
-          <w:sz w:val="22"/>
-          <w:szCs w:val="22"/>
-        </w:rPr>
-      </w:r>
-    </w:p>
-    <w:p>
-      <w:pPr>
-        <w:pStyle w:val="Normal"/>
-        <w:keepNext w:val="true"/>
-        <w:spacing w:lineRule="auto" w:line="300" w:before="240" w:after="120"/>
-        <w:jc w:val="both"/>
-        <w:rPr/>
-      </w:pPr>
-      <w:r>
-        <w:rPr>
-          <w:rFonts w:eastAsia="Arial" w:cs="Arial" w:ascii="Arial" w:hAnsi="Arial"/>
-          <w:b/>
-          <w:bCs/>
-          <w:sz w:val="22"/>
+          <w:color w:val="262626"/>
+          <w:sz w:val="21"/>
+          <w:szCs w:val="22"/>
+        </w:rPr>
+      </w:r>
+      <w:r>
+        <w:rPr>
+          <w:rFonts w:eastAsia="Arial" w:cs="Arial" w:ascii="Arial" w:hAnsi="Arial"/>
+          <w:color w:val="262626"/>
+          <w:sz w:val="21"/>
+          <w:szCs w:val="22"/>
+        </w:rPr>
+      </w:r>
+    </w:p>
+    <w:p>
+      <w:pPr>
+        <w:pStyle w:val="Normal"/>
+        <w:keepNext/>
+        <w:spacing w:lineRule="auto" w:line="276" w:before="280" w:after="120"/>
+        <w:jc w:val="left"/>
+        <w:rPr/>
+        <w:pBdr>
+          <w:bottom w:val="single" w:sz="4" w:space="2" w:color="D9D9D9"/>
+        </w:pBdr>
+      </w:pPr>
+      <w:r>
+        <w:rPr>
+          <w:rFonts w:eastAsia="Arial" w:cs="Arial" w:ascii="Arial" w:hAnsi="Arial"/>
+          <w:b/>
+          <w:bCs/>
+          <w:color w:val="1E598A"/>
+          <w:sz w:val="21"/>
           <w:szCs w:val="22"/>
         </w:rPr>
         <w:t>CLÁUSULA 1</w:t>
@@ -1607,7 +1763,8 @@
           <w:rFonts w:eastAsia="Arial" w:cs="Arial" w:ascii="Arial" w:hAnsi="Arial"/>
           <w:b/>
           <w:bCs/>
-          <w:sz w:val="22"/>
+          <w:color w:val="1E598A"/>
+          <w:sz w:val="21"/>
           <w:szCs w:val="22"/>
         </w:rPr>
         <w:t>1</w:t>
@@ -1617,7 +1774,8 @@
           <w:rFonts w:eastAsia="Arial" w:cs="Arial" w:ascii="Arial" w:hAnsi="Arial"/>
           <w:b/>
           <w:bCs/>
-          <w:sz w:val="22"/>
+          <w:color w:val="1E598A"/>
+          <w:sz w:val="21"/>
           <w:szCs w:val="22"/>
         </w:rPr>
         <w:t>ª – DAS COMUNICAÇÕES</w:t>
@@ -1626,14 +1784,15 @@
     <w:p>
       <w:pPr>
         <w:pStyle w:val="Normal"/>
-        <w:spacing w:lineRule="auto" w:line="300" w:before="0" w:after="120"/>
-        <w:jc w:val="both"/>
-        <w:rPr/>
-      </w:pPr>
-      <w:r>
-        <w:rPr>
-          <w:rFonts w:eastAsia="Arial" w:cs="Arial" w:ascii="Arial" w:hAnsi="Arial"/>
-          <w:sz w:val="22"/>
+        <w:spacing w:lineRule="auto" w:line="276" w:before="0" w:after="120"/>
+        <w:jc w:val="both"/>
+        <w:rPr/>
+      </w:pPr>
+      <w:r>
+        <w:rPr>
+          <w:rFonts w:eastAsia="Arial" w:cs="Arial" w:ascii="Arial" w:hAnsi="Arial"/>
+          <w:color w:val="262626"/>
+          <w:sz w:val="21"/>
           <w:szCs w:val="22"/>
         </w:rPr>
         <w:t>As partes elegem os seguintes meios de contato para comunicações relacionadas à presente locação:</w:t>
@@ -1642,16 +1801,17 @@
     <w:p>
       <w:pPr>
         <w:pStyle w:val="Normal"/>
-        <w:spacing w:lineRule="auto" w:line="300" w:before="0" w:after="40"/>
-        <w:jc w:val="both"/>
-        <w:rPr/>
-      </w:pPr>
-      <w:r>
-        <w:rPr>
-          <w:rFonts w:eastAsia="Arial" w:cs="Arial" w:ascii="Arial" w:hAnsi="Arial"/>
-          <w:b/>
-          <w:bCs/>
-          <w:sz w:val="22"/>
+        <w:spacing w:lineRule="auto" w:line="276" w:before="0" w:after="120"/>
+        <w:jc w:val="both"/>
+        <w:rPr/>
+      </w:pPr>
+      <w:r>
+        <w:rPr>
+          <w:rFonts w:eastAsia="Arial" w:cs="Arial" w:ascii="Arial" w:hAnsi="Arial"/>
+          <w:b/>
+          <w:bCs/>
+          <w:color w:val="1E598A"/>
+          <w:sz w:val="21"/>
           <w:szCs w:val="22"/>
         </w:rPr>
         <w:t xml:space="preserve">LOCADOR: </w:t>
@@ -1659,7 +1819,8 @@
       <w:r>
         <w:rPr>
           <w:rFonts w:eastAsia="Arial" w:cs="Arial" w:ascii="Arial" w:hAnsi="Arial"/>
-          <w:sz w:val="22"/>
+          <w:color w:val="262626"/>
+          <w:sz w:val="21"/>
           <w:szCs w:val="22"/>
         </w:rPr>
         <w:t xml:space="preserve">Telefone: </w:t>
@@ -1667,7 +1828,8 @@
       <w:r>
         <w:rPr>
           <w:rFonts w:eastAsia="Arial" w:cs="Arial" w:ascii="Arial" w:hAnsi="Arial"/>
-          <w:sz w:val="22"/>
+          <w:color w:val="262626"/>
+          <w:sz w:val="21"/>
           <w:szCs w:val="22"/>
         </w:rPr>
         <w:t>{{telefone_locador}}</w:t>
@@ -1675,7 +1837,8 @@
       <w:r>
         <w:rPr>
           <w:rFonts w:eastAsia="Arial" w:cs="Arial" w:ascii="Arial" w:hAnsi="Arial"/>
-          <w:sz w:val="22"/>
+          <w:color w:val="262626"/>
+          <w:sz w:val="21"/>
           <w:szCs w:val="22"/>
         </w:rPr>
         <w:t xml:space="preserve">   E-mail: </w:t>
@@ -1683,7 +1846,8 @@
       <w:r>
         <w:rPr>
           <w:rFonts w:eastAsia="Arial" w:cs="Arial" w:ascii="Arial" w:hAnsi="Arial"/>
-          <w:sz w:val="22"/>
+          <w:color w:val="262626"/>
+          <w:sz w:val="21"/>
           <w:szCs w:val="22"/>
         </w:rPr>
         <w:t>{{email_locador}}</w:t>
@@ -1692,16 +1856,17 @@
     <w:p>
       <w:pPr>
         <w:pStyle w:val="Normal"/>
-        <w:spacing w:lineRule="auto" w:line="300" w:before="0" w:after="120"/>
-        <w:jc w:val="both"/>
-        <w:rPr/>
-      </w:pPr>
-      <w:r>
-        <w:rPr>
-          <w:rFonts w:eastAsia="Arial" w:cs="Arial" w:ascii="Arial" w:hAnsi="Arial"/>
-          <w:b/>
-          <w:bCs/>
-          <w:sz w:val="22"/>
+        <w:spacing w:lineRule="auto" w:line="276" w:before="0" w:after="120"/>
+        <w:jc w:val="both"/>
+        <w:rPr/>
+      </w:pPr>
+      <w:r>
+        <w:rPr>
+          <w:rFonts w:eastAsia="Arial" w:cs="Arial" w:ascii="Arial" w:hAnsi="Arial"/>
+          <w:b/>
+          <w:bCs/>
+          <w:color w:val="1E598A"/>
+          <w:sz w:val="21"/>
           <w:szCs w:val="22"/>
         </w:rPr>
         <w:t xml:space="preserve">LOCATÁRIO: </w:t>
@@ -1709,7 +1874,8 @@
       <w:r>
         <w:rPr>
           <w:rFonts w:eastAsia="Arial" w:cs="Arial" w:ascii="Arial" w:hAnsi="Arial"/>
-          <w:sz w:val="22"/>
+          <w:color w:val="262626"/>
+          <w:sz w:val="21"/>
           <w:szCs w:val="22"/>
         </w:rPr>
         <w:t xml:space="preserve">Telefone: </w:t>
@@ -1717,7 +1883,8 @@
       <w:r>
         <w:rPr>
           <w:rFonts w:eastAsia="Arial" w:cs="Arial" w:ascii="Arial" w:hAnsi="Arial"/>
-          <w:sz w:val="22"/>
+          <w:color w:val="262626"/>
+          <w:sz w:val="21"/>
           <w:szCs w:val="22"/>
         </w:rPr>
         <w:t>{{telefone_locatario}}</w:t>
@@ -1725,7 +1892,8 @@
       <w:r>
         <w:rPr>
           <w:rFonts w:eastAsia="Arial" w:cs="Arial" w:ascii="Arial" w:hAnsi="Arial"/>
-          <w:sz w:val="22"/>
+          <w:color w:val="262626"/>
+          <w:sz w:val="21"/>
           <w:szCs w:val="22"/>
         </w:rPr>
         <w:t xml:space="preserve">   E-mail: </w:t>
@@ -1733,7 +1901,8 @@
       <w:r>
         <w:rPr>
           <w:rFonts w:eastAsia="Arial" w:cs="Arial" w:ascii="Arial" w:hAnsi="Arial"/>
-          <w:sz w:val="22"/>
+          <w:color w:val="262626"/>
+          <w:sz w:val="21"/>
           <w:szCs w:val="22"/>
         </w:rPr>
         <w:t>{{email_locatario}}</w:t>
@@ -1741,7 +1910,8 @@
       <w:r>
         <w:rPr>
           <w:rFonts w:eastAsia="Arial" w:cs="Arial" w:ascii="Arial" w:hAnsi="Arial"/>
-          <w:sz w:val="22"/>
+          <w:color w:val="262626"/>
+          <w:sz w:val="21"/>
           <w:szCs w:val="22"/>
         </w:rPr>
         <w:t xml:space="preserve"> </w:t>
@@ -1750,17 +1920,21 @@
     <w:p>
       <w:pPr>
         <w:pStyle w:val="Normal"/>
-        <w:keepNext w:val="true"/>
-        <w:spacing w:lineRule="auto" w:line="300" w:before="240" w:after="120"/>
-        <w:jc w:val="both"/>
-        <w:rPr/>
-      </w:pPr>
-      <w:r>
-        <w:rPr>
-          <w:rFonts w:eastAsia="Arial" w:cs="Arial" w:ascii="Arial" w:hAnsi="Arial"/>
-          <w:b/>
-          <w:bCs/>
-          <w:sz w:val="22"/>
+        <w:keepNext/>
+        <w:spacing w:lineRule="auto" w:line="276" w:before="280" w:after="120"/>
+        <w:jc w:val="left"/>
+        <w:rPr/>
+        <w:pBdr>
+          <w:bottom w:val="single" w:sz="4" w:space="2" w:color="D9D9D9"/>
+        </w:pBdr>
+      </w:pPr>
+      <w:r>
+        <w:rPr>
+          <w:rFonts w:eastAsia="Arial" w:cs="Arial" w:ascii="Arial" w:hAnsi="Arial"/>
+          <w:b/>
+          <w:bCs/>
+          <w:color w:val="1E598A"/>
+          <w:sz w:val="21"/>
           <w:szCs w:val="22"/>
         </w:rPr>
         <w:t>CLÁUSULA 1</w:t>
@@ -1770,7 +1944,8 @@
           <w:rFonts w:eastAsia="Arial" w:cs="Arial" w:ascii="Arial" w:hAnsi="Arial"/>
           <w:b/>
           <w:bCs/>
-          <w:sz w:val="22"/>
+          <w:color w:val="1E598A"/>
+          <w:sz w:val="21"/>
           <w:szCs w:val="22"/>
         </w:rPr>
         <w:t>2</w:t>
@@ -1780,7 +1955,8 @@
           <w:rFonts w:eastAsia="Arial" w:cs="Arial" w:ascii="Arial" w:hAnsi="Arial"/>
           <w:b/>
           <w:bCs/>
-          <w:sz w:val="22"/>
+          <w:color w:val="1E598A"/>
+          <w:sz w:val="21"/>
           <w:szCs w:val="22"/>
         </w:rPr>
         <w:t>ª – DA LEGISLAÇÃO APLICÁVEL</w:t>
@@ -1789,14 +1965,15 @@
     <w:p>
       <w:pPr>
         <w:pStyle w:val="Normal"/>
-        <w:spacing w:lineRule="auto" w:line="300" w:before="0" w:after="120"/>
-        <w:jc w:val="both"/>
-        <w:rPr/>
-      </w:pPr>
-      <w:r>
-        <w:rPr>
-          <w:rFonts w:eastAsia="Arial" w:cs="Arial" w:ascii="Arial" w:hAnsi="Arial"/>
-          <w:sz w:val="22"/>
+        <w:spacing w:lineRule="auto" w:line="276" w:before="0" w:after="120"/>
+        <w:jc w:val="both"/>
+        <w:rPr/>
+      </w:pPr>
+      <w:r>
+        <w:rPr>
+          <w:rFonts w:eastAsia="Arial" w:cs="Arial" w:ascii="Arial" w:hAnsi="Arial"/>
+          <w:color w:val="262626"/>
+          <w:sz w:val="21"/>
           <w:szCs w:val="22"/>
         </w:rPr>
         <w:t>O presente contrato será regido pela Lei nº 8.245/1991 (Lei do Inquilinato) e demais normas aplicáveis às relações de locação residencial.</w:t>
@@ -1805,17 +1982,21 @@
     <w:p>
       <w:pPr>
         <w:pStyle w:val="Normal"/>
-        <w:keepNext w:val="true"/>
-        <w:spacing w:lineRule="auto" w:line="300" w:before="240" w:after="120"/>
-        <w:jc w:val="both"/>
-        <w:rPr/>
-      </w:pPr>
-      <w:r>
-        <w:rPr>
-          <w:rFonts w:eastAsia="Arial" w:cs="Arial" w:ascii="Arial" w:hAnsi="Arial"/>
-          <w:b/>
-          <w:bCs/>
-          <w:sz w:val="22"/>
+        <w:keepNext/>
+        <w:spacing w:lineRule="auto" w:line="276" w:before="280" w:after="120"/>
+        <w:jc w:val="left"/>
+        <w:rPr/>
+        <w:pBdr>
+          <w:bottom w:val="single" w:sz="4" w:space="2" w:color="D9D9D9"/>
+        </w:pBdr>
+      </w:pPr>
+      <w:r>
+        <w:rPr>
+          <w:rFonts w:eastAsia="Arial" w:cs="Arial" w:ascii="Arial" w:hAnsi="Arial"/>
+          <w:b/>
+          <w:bCs/>
+          <w:color w:val="1E598A"/>
+          <w:sz w:val="21"/>
           <w:szCs w:val="22"/>
         </w:rPr>
         <w:t>CLÁUSULA 1</w:t>
@@ -1825,7 +2006,8 @@
           <w:rFonts w:eastAsia="Arial" w:cs="Arial" w:ascii="Arial" w:hAnsi="Arial"/>
           <w:b/>
           <w:bCs/>
-          <w:sz w:val="22"/>
+          <w:color w:val="1E598A"/>
+          <w:sz w:val="21"/>
           <w:szCs w:val="22"/>
         </w:rPr>
         <w:t>3</w:t>
@@ -1835,7 +2017,8 @@
           <w:rFonts w:eastAsia="Arial" w:cs="Arial" w:ascii="Arial" w:hAnsi="Arial"/>
           <w:b/>
           <w:bCs/>
-          <w:sz w:val="22"/>
+          <w:color w:val="1E598A"/>
+          <w:sz w:val="21"/>
           <w:szCs w:val="22"/>
         </w:rPr>
         <w:t>ª – DA ASSINATURA ELETRÔNICA</w:t>
@@ -1844,14 +2027,15 @@
     <w:p>
       <w:pPr>
         <w:pStyle w:val="Normal"/>
-        <w:spacing w:lineRule="auto" w:line="300" w:before="0" w:after="120"/>
-        <w:jc w:val="both"/>
-        <w:rPr/>
-      </w:pPr>
-      <w:r>
-        <w:rPr>
-          <w:rFonts w:eastAsia="Arial" w:cs="Arial" w:ascii="Arial" w:hAnsi="Arial"/>
-          <w:sz w:val="22"/>
+        <w:spacing w:lineRule="auto" w:line="276" w:before="0" w:after="120"/>
+        <w:jc w:val="both"/>
+        <w:rPr/>
+      </w:pPr>
+      <w:r>
+        <w:rPr>
+          <w:rFonts w:eastAsia="Arial" w:cs="Arial" w:ascii="Arial" w:hAnsi="Arial"/>
+          <w:color w:val="262626"/>
+          <w:sz w:val="21"/>
           <w:szCs w:val="22"/>
         </w:rPr>
         <w:t>As partes reconhecem e aceitam, para todos os fins de direito, a assinatura eletrônica realizada por meio da plataforma Imofácil, que registra nome, documento, endereço IP, data e hora de cada assinatura e o código de integridade (hash SHA-256) do documento assinado, a qual terá a mesma validade e eficácia jurídica da assinatura manuscrita, nos termos da Medida Provisória nº 2.200-2/2001 (art. 10, § 2º), da Lei nº 14.063/2020 e do art. 784, § 4º, do Código de Processo Civil.</w:t>
@@ -1860,14 +2044,16 @@
     <w:p>
       <w:pPr>
         <w:pStyle w:val="Normal"/>
-        <w:spacing w:lineRule="auto" w:line="300" w:before="0" w:after="120"/>
-        <w:jc w:val="both"/>
-        <w:rPr/>
-      </w:pPr>
-      <w:r>
-        <w:rPr>
-          <w:rFonts w:eastAsia="Arial" w:cs="Arial" w:ascii="Arial" w:hAnsi="Arial"/>
-          <w:sz w:val="22"/>
+        <w:spacing w:lineRule="auto" w:line="276" w:before="0" w:after="120"/>
+        <w:ind w:left="454"/>
+        <w:jc w:val="both"/>
+        <w:rPr/>
+      </w:pPr>
+      <w:r>
+        <w:rPr>
+          <w:rFonts w:eastAsia="Arial" w:cs="Arial" w:ascii="Arial" w:hAnsi="Arial"/>
+          <w:color w:val="262626"/>
+          <w:sz w:val="21"/>
           <w:szCs w:val="22"/>
         </w:rPr>
         <w:t>Parágrafo primeiro. O presente contrato poderá ser assinado de forma manuscrita, eletrônica ou híbrida, sendo válida a combinação de assinaturas manuscritas e eletrônicas entre as partes.</w:t>
@@ -1876,14 +2062,16 @@
     <w:p>
       <w:pPr>
         <w:pStyle w:val="Normal"/>
-        <w:spacing w:lineRule="auto" w:line="300" w:before="0" w:after="120"/>
-        <w:jc w:val="both"/>
-        <w:rPr/>
-      </w:pPr>
-      <w:r>
-        <w:rPr>
-          <w:rFonts w:eastAsia="Arial" w:cs="Arial" w:ascii="Arial" w:hAnsi="Arial"/>
-          <w:sz w:val="22"/>
+        <w:spacing w:lineRule="auto" w:line="276" w:before="0" w:after="120"/>
+        <w:ind w:left="454"/>
+        <w:jc w:val="both"/>
+        <w:rPr/>
+      </w:pPr>
+      <w:r>
+        <w:rPr>
+          <w:rFonts w:eastAsia="Arial" w:cs="Arial" w:ascii="Arial" w:hAnsi="Arial"/>
+          <w:color w:val="262626"/>
+          <w:sz w:val="21"/>
           <w:szCs w:val="22"/>
         </w:rPr>
         <w:t>Parágrafo segundo. As partes renunciam expressamente ao direito de impugnar a validade, a autenticidade ou a integridade deste instrumento em razão de ter sido assinado eletronicamente, considerando-se como data de celebração a da última assinatura aposta.</w:t>
@@ -1892,17 +2080,21 @@
     <w:p>
       <w:pPr>
         <w:pStyle w:val="Normal"/>
-        <w:keepNext w:val="true"/>
-        <w:spacing w:lineRule="auto" w:line="300" w:before="240" w:after="120"/>
-        <w:jc w:val="both"/>
-        <w:rPr/>
-      </w:pPr>
-      <w:r>
-        <w:rPr>
-          <w:rFonts w:eastAsia="Arial" w:cs="Arial" w:ascii="Arial" w:hAnsi="Arial"/>
-          <w:b/>
-          <w:bCs/>
-          <w:sz w:val="22"/>
+        <w:keepNext/>
+        <w:spacing w:lineRule="auto" w:line="276" w:before="280" w:after="120"/>
+        <w:jc w:val="left"/>
+        <w:rPr/>
+        <w:pBdr>
+          <w:bottom w:val="single" w:sz="4" w:space="2" w:color="D9D9D9"/>
+        </w:pBdr>
+      </w:pPr>
+      <w:r>
+        <w:rPr>
+          <w:rFonts w:eastAsia="Arial" w:cs="Arial" w:ascii="Arial" w:hAnsi="Arial"/>
+          <w:b/>
+          <w:bCs/>
+          <w:color w:val="1E598A"/>
+          <w:sz w:val="21"/>
           <w:szCs w:val="22"/>
         </w:rPr>
         <w:t>CLÁUSULA 1</w:t>
@@ -1912,7 +2104,8 @@
           <w:rFonts w:eastAsia="Arial" w:cs="Arial" w:ascii="Arial" w:hAnsi="Arial"/>
           <w:b/>
           <w:bCs/>
-          <w:sz w:val="22"/>
+          <w:color w:val="1E598A"/>
+          <w:sz w:val="21"/>
           <w:szCs w:val="22"/>
         </w:rPr>
         <w:t>4</w:t>
@@ -1922,7 +2115,8 @@
           <w:rFonts w:eastAsia="Arial" w:cs="Arial" w:ascii="Arial" w:hAnsi="Arial"/>
           <w:b/>
           <w:bCs/>
-          <w:sz w:val="22"/>
+          <w:color w:val="1E598A"/>
+          <w:sz w:val="21"/>
           <w:szCs w:val="22"/>
         </w:rPr>
         <w:t>ª – DO FORO</w:t>
@@ -1931,26 +2125,32 @@
     <w:p>
       <w:pPr>
         <w:pStyle w:val="Normal"/>
-        <w:spacing w:lineRule="auto" w:line="300" w:before="0" w:after="120"/>
-        <w:jc w:val="both"/>
-        <w:rPr/>
-      </w:pPr>
-      <w:r>
+        <w:spacing w:lineRule="auto" w:line="276" w:before="0" w:after="120"/>
+        <w:jc w:val="both"/>
+        <w:rPr/>
+      </w:pPr>
+      <w:r>
+        <w:rPr>
+          <w:rFonts w:ascii="Arial" w:hAnsi="Arial" w:eastAsia="Arial"/>
+          <w:color w:val="262626"/>
+          <w:sz w:val="21"/>
+        </w:rPr>
         <w:t>Fica eleito o foro da comarca de {{cidade_imovel}}/{{estado_imovel}}, local do imóvel, para dirimir eventuais questões decorrentes deste contrato, ressalvadas as disposições legais de competência aplicáveis ao caso.</w:t>
       </w:r>
     </w:p>
     <w:p>
       <w:pPr>
         <w:pStyle w:val="Normal"/>
-        <w:keepNext w:val="true"/>
-        <w:spacing w:lineRule="auto" w:line="300" w:before="240" w:after="120"/>
-        <w:jc w:val="both"/>
-        <w:rPr/>
-      </w:pPr>
-      <w:r>
-        <w:rPr>
-          <w:rFonts w:eastAsia="Arial" w:cs="Arial" w:ascii="Arial" w:hAnsi="Arial"/>
-          <w:sz w:val="22"/>
+        <w:keepNext/>
+        <w:spacing w:lineRule="auto" w:line="276" w:before="0" w:after="120"/>
+        <w:jc w:val="both"/>
+        <w:rPr/>
+      </w:pPr>
+      <w:r>
+        <w:rPr>
+          <w:rFonts w:eastAsia="Arial" w:cs="Arial" w:ascii="Arial" w:hAnsi="Arial"/>
+          <w:color w:val="262626"/>
+          <w:sz w:val="21"/>
           <w:szCs w:val="22"/>
         </w:rPr>
         <w:t>E, por estarem de acordo, as partes assinam o presente instrumento em 02 (duas) vias de igual teor e forma, ou eletronicamente na forma da Cláusula 13ª.</w:t>
@@ -1959,27 +2159,35 @@
     <w:p>
       <w:pPr>
         <w:pStyle w:val="Normal"/>
-        <w:keepNext w:val="true"/>
-        <w:spacing w:lineRule="auto" w:line="300" w:before="240" w:after="120"/>
+        <w:keepNext/>
+        <w:keepLines/>
+        <w:spacing w:lineRule="auto" w:line="276" w:before="240" w:after="0"/>
         <w:jc w:val="center"/>
         <w:rPr/>
       </w:pPr>
       <w:r>
+        <w:rPr>
+          <w:rFonts w:ascii="Arial" w:hAnsi="Arial" w:eastAsia="Arial"/>
+          <w:color w:val="262626"/>
+          <w:sz w:val="21"/>
+        </w:rPr>
         <w:t>{{cidade_imovel}}, {{dia_assinatura}} de {{mes}} de {{ano}}</w:t>
       </w:r>
     </w:p>
     <w:p>
       <w:pPr>
         <w:pStyle w:val="Normal"/>
-        <w:keepNext w:val="true"/>
-        <w:spacing w:lineRule="auto" w:line="300" w:before="440" w:after="0"/>
+        <w:keepNext/>
+        <w:keepLines/>
+        <w:spacing w:lineRule="auto" w:line="276" w:before="720" w:after="40"/>
         <w:jc w:val="center"/>
         <w:rPr/>
       </w:pPr>
       <w:r>
         <w:rPr>
           <w:rFonts w:eastAsia="Arial" w:cs="Arial" w:ascii="Arial" w:hAnsi="Arial"/>
-          <w:sz w:val="22"/>
+          <w:color w:val="6B6B6B"/>
+          <w:sz w:val="21"/>
           <w:szCs w:val="22"/>
         </w:rPr>
         <w:t>________________________________________</w:t>
@@ -1988,8 +2196,9 @@
     <w:p>
       <w:pPr>
         <w:pStyle w:val="Normal"/>
-        <w:keepNext w:val="true"/>
-        <w:spacing w:lineRule="auto" w:line="300" w:before="0" w:after="0"/>
+        <w:keepNext/>
+        <w:keepLines/>
+        <w:spacing w:lineRule="auto" w:line="276" w:before="0" w:after="40"/>
         <w:jc w:val="center"/>
         <w:rPr/>
       </w:pPr>
@@ -1998,7 +2207,8 @@
           <w:rFonts w:eastAsia="Arial" w:cs="Arial" w:ascii="Arial" w:hAnsi="Arial"/>
           <w:b/>
           <w:bCs/>
-          <w:sz w:val="22"/>
+          <w:color w:val="1E598A"/>
+          <w:sz w:val="21"/>
           <w:szCs w:val="22"/>
         </w:rPr>
         <w:t>LOCADOR</w:t>
@@ -2007,15 +2217,17 @@
     <w:p>
       <w:pPr>
         <w:pStyle w:val="Normal"/>
-        <w:keepNext w:val="true"/>
-        <w:spacing w:lineRule="auto" w:line="300" w:before="0" w:after="120"/>
+        <w:keepNext/>
+        <w:keepLines/>
+        <w:spacing w:lineRule="auto" w:line="276" w:before="0" w:after="40"/>
         <w:jc w:val="center"/>
         <w:rPr/>
       </w:pPr>
       <w:r>
         <w:rPr>
           <w:rFonts w:eastAsia="Arial" w:cs="Arial" w:ascii="Arial" w:hAnsi="Arial"/>
-          <w:sz w:val="22"/>
+          <w:color w:val="6B6B6B"/>
+          <w:sz w:val="18"/>
           <w:szCs w:val="22"/>
         </w:rPr>
         <w:t>Nome: {</w:t>
@@ -2023,7 +2235,8 @@
       <w:r>
         <w:rPr>
           <w:rFonts w:eastAsia="Arial" w:cs="Arial" w:ascii="Arial" w:hAnsi="Arial"/>
-          <w:sz w:val="22"/>
+          <w:color w:val="6B6B6B"/>
+          <w:sz w:val="18"/>
           <w:szCs w:val="22"/>
         </w:rPr>
         <w:t>{nome_locador}}</w:t>
@@ -2031,7 +2244,8 @@
       <w:r>
         <w:rPr>
           <w:rFonts w:eastAsia="Arial" w:cs="Arial" w:ascii="Arial" w:hAnsi="Arial"/>
-          <w:sz w:val="22"/>
+          <w:color w:val="6B6B6B"/>
+          <w:sz w:val="18"/>
           <w:szCs w:val="22"/>
         </w:rPr>
         <w:t xml:space="preserve">     CPF: {</w:t>
@@ -2039,7 +2253,8 @@
       <w:r>
         <w:rPr>
           <w:rFonts w:eastAsia="Arial" w:cs="Arial" w:ascii="Arial" w:hAnsi="Arial"/>
-          <w:sz w:val="22"/>
+          <w:color w:val="6B6B6B"/>
+          <w:sz w:val="18"/>
           <w:szCs w:val="22"/>
         </w:rPr>
         <w:t>{</w:t>
@@ -2047,7 +2262,8 @@
       <w:r>
         <w:rPr>
           <w:rFonts w:eastAsia="Arial" w:cs="Arial" w:ascii="Arial" w:hAnsi="Arial"/>
-          <w:sz w:val="22"/>
+          <w:color w:val="6B6B6B"/>
+          <w:sz w:val="18"/>
           <w:szCs w:val="22"/>
         </w:rPr>
         <w:t>cpf</w:t>
@@ -2055,7 +2271,8 @@
       <w:r>
         <w:rPr>
           <w:rFonts w:eastAsia="Arial" w:cs="Arial" w:ascii="Arial" w:hAnsi="Arial"/>
-          <w:sz w:val="22"/>
+          <w:color w:val="6B6B6B"/>
+          <w:sz w:val="18"/>
           <w:szCs w:val="22"/>
         </w:rPr>
         <w:t>_locador}}</w:t>
@@ -2064,15 +2281,17 @@
     <w:p>
       <w:pPr>
         <w:pStyle w:val="Normal"/>
-        <w:keepNext w:val="true"/>
-        <w:spacing w:lineRule="auto" w:line="300" w:before="440" w:after="0"/>
+        <w:keepNext/>
+        <w:keepLines/>
+        <w:spacing w:lineRule="auto" w:line="276" w:before="720" w:after="40"/>
         <w:jc w:val="center"/>
         <w:rPr/>
       </w:pPr>
       <w:r>
         <w:rPr>
           <w:rFonts w:eastAsia="Arial" w:cs="Arial" w:ascii="Arial" w:hAnsi="Arial"/>
-          <w:sz w:val="22"/>
+          <w:color w:val="6B6B6B"/>
+          <w:sz w:val="21"/>
           <w:szCs w:val="22"/>
         </w:rPr>
         <w:t>________________________________________</w:t>
@@ -2081,8 +2300,9 @@
     <w:p>
       <w:pPr>
         <w:pStyle w:val="Normal"/>
-        <w:keepNext w:val="true"/>
-        <w:spacing w:lineRule="auto" w:line="300" w:before="0" w:after="0"/>
+        <w:keepNext/>
+        <w:keepLines/>
+        <w:spacing w:lineRule="auto" w:line="276" w:before="0" w:after="40"/>
         <w:jc w:val="center"/>
         <w:rPr/>
       </w:pPr>
@@ -2091,7 +2311,8 @@
           <w:rFonts w:eastAsia="Arial" w:cs="Arial" w:ascii="Arial" w:hAnsi="Arial"/>
           <w:b/>
           <w:bCs/>
-          <w:sz w:val="22"/>
+          <w:color w:val="1E598A"/>
+          <w:sz w:val="21"/>
           <w:szCs w:val="22"/>
         </w:rPr>
         <w:t>LOCATÁRIO</w:t>
@@ -2100,15 +2321,17 @@
     <w:p>
       <w:pPr>
         <w:pStyle w:val="Normal"/>
-        <w:keepNext w:val="true"/>
-        <w:spacing w:lineRule="auto" w:line="300" w:before="0" w:after="120"/>
+        <w:keepNext w:val="0"/>
+        <w:keepLines/>
+        <w:spacing w:lineRule="auto" w:line="276" w:before="0" w:after="40"/>
         <w:jc w:val="center"/>
         <w:rPr/>
       </w:pPr>
       <w:r>
         <w:rPr>
           <w:rFonts w:eastAsia="Arial" w:cs="Arial" w:ascii="Arial" w:hAnsi="Arial"/>
-          <w:sz w:val="22"/>
+          <w:color w:val="6B6B6B"/>
+          <w:sz w:val="18"/>
           <w:szCs w:val="22"/>
         </w:rPr>
         <w:t>Nome: {</w:t>
@@ -2116,7 +2339,8 @@
       <w:r>
         <w:rPr>
           <w:rFonts w:eastAsia="Arial" w:cs="Arial" w:ascii="Arial" w:hAnsi="Arial"/>
-          <w:sz w:val="22"/>
+          <w:color w:val="6B6B6B"/>
+          <w:sz w:val="18"/>
           <w:szCs w:val="22"/>
         </w:rPr>
         <w:t>{nome_</w:t>
@@ -2124,7 +2348,8 @@
       <w:r>
         <w:rPr>
           <w:rFonts w:eastAsia="Arial" w:cs="Arial" w:ascii="Arial" w:hAnsi="Arial"/>
-          <w:sz w:val="22"/>
+          <w:color w:val="6B6B6B"/>
+          <w:sz w:val="18"/>
           <w:szCs w:val="22"/>
         </w:rPr>
         <w:t>locatario</w:t>
@@ -2132,7 +2357,8 @@
       <w:r>
         <w:rPr>
           <w:rFonts w:eastAsia="Arial" w:cs="Arial" w:ascii="Arial" w:hAnsi="Arial"/>
-          <w:sz w:val="22"/>
+          <w:color w:val="6B6B6B"/>
+          <w:sz w:val="18"/>
           <w:szCs w:val="22"/>
         </w:rPr>
         <w:t>}}</w:t>
@@ -2140,7 +2366,8 @@
       <w:r>
         <w:rPr>
           <w:rFonts w:eastAsia="Arial" w:cs="Arial" w:ascii="Arial" w:hAnsi="Arial"/>
-          <w:sz w:val="22"/>
+          <w:color w:val="6B6B6B"/>
+          <w:sz w:val="18"/>
           <w:szCs w:val="22"/>
         </w:rPr>
         <w:t xml:space="preserve">      CPF: {</w:t>
@@ -2148,7 +2375,8 @@
       <w:r>
         <w:rPr>
           <w:rFonts w:eastAsia="Arial" w:cs="Arial" w:ascii="Arial" w:hAnsi="Arial"/>
-          <w:sz w:val="22"/>
+          <w:color w:val="6B6B6B"/>
+          <w:sz w:val="18"/>
           <w:szCs w:val="22"/>
         </w:rPr>
         <w:t>{</w:t>
@@ -2156,7 +2384,8 @@
       <w:r>
         <w:rPr>
           <w:rFonts w:eastAsia="Arial" w:cs="Arial" w:ascii="Arial" w:hAnsi="Arial"/>
-          <w:sz w:val="22"/>
+          <w:color w:val="6B6B6B"/>
+          <w:sz w:val="18"/>
           <w:szCs w:val="22"/>
         </w:rPr>
         <w:t>cpf</w:t>
@@ -2164,7 +2393,8 @@
       <w:r>
         <w:rPr>
           <w:rFonts w:eastAsia="Arial" w:cs="Arial" w:ascii="Arial" w:hAnsi="Arial"/>
-          <w:sz w:val="22"/>
+          <w:color w:val="6B6B6B"/>
+          <w:sz w:val="18"/>
           <w:szCs w:val="22"/>
         </w:rPr>
         <w:t>_</w:t>
@@ -2172,7 +2402,8 @@
       <w:r>
         <w:rPr>
           <w:rFonts w:eastAsia="Arial" w:cs="Arial" w:ascii="Arial" w:hAnsi="Arial"/>
-          <w:sz w:val="22"/>
+          <w:color w:val="6B6B6B"/>
+          <w:sz w:val="18"/>
           <w:szCs w:val="22"/>
         </w:rPr>
         <w:t>locatario</w:t>
@@ -2180,16 +2411,19 @@
       <w:r>
         <w:rPr>
           <w:rFonts w:eastAsia="Arial" w:cs="Arial" w:ascii="Arial" w:hAnsi="Arial"/>
-          <w:sz w:val="22"/>
+          <w:color w:val="6B6B6B"/>
+          <w:sz w:val="18"/>
           <w:szCs w:val="22"/>
         </w:rPr>
         <w:t>}}</w:t>
       </w:r>
     </w:p>
     <w:sectPr>
+      <w:headerReference w:type="default" r:id="rId5"/>
+      <w:footerReference w:type="default" r:id="rId6"/>
       <w:type w:val="nextPage"/>
       <w:pgSz w:w="11906" w:h="16838"/>
-      <w:pgMar w:left="1701" w:right="1134" w:gutter="0" w:header="0" w:top="1418" w:footer="0" w:bottom="1418"/>
+      <w:pgMar w:left="1417" w:right="1417" w:gutter="0" w:header="567" w:top="1587" w:footer="567" w:bottom="1361"/>
       <w:pgNumType w:fmt="decimal"/>
       <w:formProt w:val="false"/>
       <w:textDirection w:val="lrTb"/>
@@ -2197,6 +2431,182 @@
     </w:sectPr>
   </w:body>
 </w:document>
+</file>
+
+<file path=word/footer1.xml><?xml version="1.0" encoding="utf-8"?>
+<w:ftr xmlns:m="http://schemas.openxmlformats.org/officeDocument/2006/math" xmlns:mc="http://schemas.openxmlformats.org/markup-compatibility/2006" xmlns:mo="http://schemas.microsoft.com/office/mac/office/2008/main" xmlns:mv="urn:schemas-microsoft-com:mac:vml" xmlns:o="urn:schemas-microsoft-com:office:office" xmlns:r="http://schemas.openxmlformats.org/officeDocument/2006/relationships" xmlns:v="urn:schemas-microsoft-com:vml" xmlns:w10="urn:schemas-microsoft-com:office:word" xmlns:w14="http://schemas.microsoft.com/office/word/2010/wordml" xmlns:w="http://schemas.openxmlformats.org/wordprocessingml/2006/main" xmlns:wne="http://schemas.microsoft.com/office/word/2006/wordml" xmlns:wp14="http://schemas.microsoft.com/office/word/2010/wordprocessingDrawing" xmlns:wp="http://schemas.openxmlformats.org/drawingml/2006/wordprocessingDrawing" xmlns:wpc="http://schemas.microsoft.com/office/word/2010/wordprocessingCanvas" xmlns:wpg="http://schemas.microsoft.com/office/word/2010/wordprocessingGroup" xmlns:wpi="http://schemas.microsoft.com/office/word/2010/wordprocessingInk" xmlns:wps="http://schemas.microsoft.com/office/word/2010/wordprocessingShape" mc:Ignorable="w14 wp14">
+  <w:p>
+    <w:pPr>
+      <w:pStyle w:val="Footer"/>
+      <w:tabs>
+        <w:tab w:pos="9071" w:val="right"/>
+      </w:tabs>
+      <w:pBdr>
+        <w:top w:val="single" w:sz="4" w:space="6" w:color="BFBFBF"/>
+      </w:pBdr>
+    </w:pPr>
+    <w:r/>
+    <w:r>
+      <w:rPr>
+        <w:rFonts w:ascii="Arial" w:hAnsi="Arial" w:eastAsia="Arial"/>
+        <w:color w:val="6B6B6B"/>
+        <w:sz w:val="16"/>
+      </w:rPr>
+      <w:t>Imofácil — Gestão de Aluguel Descomplicada</w:t>
+      <w:tab/>
+      <w:t xml:space="preserve">Página </w:t>
+    </w:r>
+    <w:r>
+      <w:rPr>
+        <w:rFonts w:ascii="Arial" w:hAnsi="Arial" w:eastAsia="Arial"/>
+        <w:color w:val="6B6B6B"/>
+        <w:sz w:val="16"/>
+      </w:rPr>
+      <w:fldChar w:fldCharType="begin"/>
+    </w:r>
+    <w:r>
+      <w:rPr>
+        <w:rFonts w:ascii="Arial" w:hAnsi="Arial" w:eastAsia="Arial"/>
+        <w:color w:val="6B6B6B"/>
+        <w:sz w:val="16"/>
+      </w:rPr>
+      <w:instrText xml:space="preserve"> PAGE </w:instrText>
+    </w:r>
+    <w:r>
+      <w:rPr>
+        <w:rFonts w:ascii="Arial" w:hAnsi="Arial" w:eastAsia="Arial"/>
+        <w:color w:val="6B6B6B"/>
+        <w:sz w:val="16"/>
+      </w:rPr>
+      <w:fldChar w:fldCharType="separate"/>
+    </w:r>
+    <w:r>
+      <w:rPr>
+        <w:rFonts w:ascii="Arial" w:hAnsi="Arial" w:eastAsia="Arial"/>
+        <w:color w:val="6B6B6B"/>
+        <w:sz w:val="16"/>
+      </w:rPr>
+      <w:t>1</w:t>
+    </w:r>
+    <w:r>
+      <w:rPr>
+        <w:rFonts w:ascii="Arial" w:hAnsi="Arial" w:eastAsia="Arial"/>
+        <w:color w:val="6B6B6B"/>
+        <w:sz w:val="16"/>
+      </w:rPr>
+      <w:fldChar w:fldCharType="end"/>
+    </w:r>
+    <w:r>
+      <w:rPr>
+        <w:rFonts w:ascii="Arial" w:hAnsi="Arial" w:eastAsia="Arial"/>
+        <w:color w:val="6B6B6B"/>
+        <w:sz w:val="16"/>
+      </w:rPr>
+      <w:t xml:space="preserve"> de </w:t>
+    </w:r>
+    <w:r>
+      <w:rPr>
+        <w:rFonts w:ascii="Arial" w:hAnsi="Arial" w:eastAsia="Arial"/>
+        <w:color w:val="6B6B6B"/>
+        <w:sz w:val="16"/>
+      </w:rPr>
+      <w:fldChar w:fldCharType="begin"/>
+    </w:r>
+    <w:r>
+      <w:rPr>
+        <w:rFonts w:ascii="Arial" w:hAnsi="Arial" w:eastAsia="Arial"/>
+        <w:color w:val="6B6B6B"/>
+        <w:sz w:val="16"/>
+      </w:rPr>
+      <w:instrText xml:space="preserve"> NUMPAGES </w:instrText>
+    </w:r>
+    <w:r>
+      <w:rPr>
+        <w:rFonts w:ascii="Arial" w:hAnsi="Arial" w:eastAsia="Arial"/>
+        <w:color w:val="6B6B6B"/>
+        <w:sz w:val="16"/>
+      </w:rPr>
+      <w:fldChar w:fldCharType="separate"/>
+    </w:r>
+    <w:r>
+      <w:rPr>
+        <w:rFonts w:ascii="Arial" w:hAnsi="Arial" w:eastAsia="Arial"/>
+        <w:color w:val="6B6B6B"/>
+        <w:sz w:val="16"/>
+      </w:rPr>
+      <w:t>1</w:t>
+    </w:r>
+    <w:r>
+      <w:rPr>
+        <w:rFonts w:ascii="Arial" w:hAnsi="Arial" w:eastAsia="Arial"/>
+        <w:color w:val="6B6B6B"/>
+        <w:sz w:val="16"/>
+      </w:rPr>
+      <w:fldChar w:fldCharType="end"/>
+    </w:r>
+  </w:p>
+</w:ftr>
+</file>
+
+<file path=word/header1.xml><?xml version="1.0" encoding="utf-8"?>
+<w:hdr xmlns:m="http://schemas.openxmlformats.org/officeDocument/2006/math" xmlns:mc="http://schemas.openxmlformats.org/markup-compatibility/2006" xmlns:mo="http://schemas.microsoft.com/office/mac/office/2008/main" xmlns:mv="urn:schemas-microsoft-com:mac:vml" xmlns:o="urn:schemas-microsoft-com:office:office" xmlns:r="http://schemas.openxmlformats.org/officeDocument/2006/relationships" xmlns:v="urn:schemas-microsoft-com:vml" xmlns:w10="urn:schemas-microsoft-com:office:word" xmlns:w14="http://schemas.microsoft.com/office/word/2010/wordml" xmlns:w="http://schemas.openxmlformats.org/wordprocessingml/2006/main" xmlns:wne="http://schemas.microsoft.com/office/word/2006/wordml" xmlns:wp14="http://schemas.microsoft.com/office/word/2010/wordprocessingDrawing" xmlns:wp="http://schemas.openxmlformats.org/drawingml/2006/wordprocessingDrawing" xmlns:wpc="http://schemas.microsoft.com/office/word/2010/wordprocessingCanvas" xmlns:wpg="http://schemas.microsoft.com/office/word/2010/wordprocessingGroup" xmlns:wpi="http://schemas.microsoft.com/office/word/2010/wordprocessingInk" xmlns:wps="http://schemas.microsoft.com/office/word/2010/wordprocessingShape" mc:Ignorable="w14 wp14">
+  <w:p>
+    <w:pPr>
+      <w:pStyle w:val="Header"/>
+      <w:tabs>
+        <w:tab w:pos="9071" w:val="right"/>
+      </w:tabs>
+      <w:spacing w:after="0"/>
+      <w:pBdr>
+        <w:bottom w:val="single" w:sz="12" w:space="6" w:color="66BB46"/>
+      </w:pBdr>
+    </w:pPr>
+    <w:r/>
+    <w:r>
+      <w:drawing>
+        <wp:inline xmlns:a="http://schemas.openxmlformats.org/drawingml/2006/main" xmlns:pic="http://schemas.openxmlformats.org/drawingml/2006/picture">
+          <wp:extent cx="1411379" cy="432000"/>
+          <wp:docPr id="1" name="Picture 1"/>
+          <wp:cNvGraphicFramePr>
+            <a:graphicFrameLocks noChangeAspect="1"/>
+          </wp:cNvGraphicFramePr>
+          <a:graphic>
+            <a:graphicData uri="http://schemas.openxmlformats.org/drawingml/2006/picture">
+              <pic:pic>
+                <pic:nvPicPr>
+                  <pic:cNvPr id="0" name="image.png"/>
+                  <pic:cNvPicPr/>
+                </pic:nvPicPr>
+                <pic:blipFill>
+                  <a:blip r:embed="rId1"/>
+                  <a:stretch>
+                    <a:fillRect/>
+                  </a:stretch>
+                </pic:blipFill>
+                <pic:spPr>
+                  <a:xfrm>
+                    <a:off x="0" y="0"/>
+                    <a:ext cx="1411379" cy="432000"/>
+                  </a:xfrm>
+                  <a:prstGeom prst="rect"/>
+                </pic:spPr>
+              </pic:pic>
+            </a:graphicData>
+          </a:graphic>
+        </wp:inline>
+      </w:drawing>
+    </w:r>
+    <w:r>
+      <w:rPr>
+        <w:rFonts w:ascii="Arial" w:hAnsi="Arial" w:eastAsia="Arial"/>
+        <w:color w:val="6B6B6B"/>
+        <w:sz w:val="16"/>
+      </w:rPr>
+      <w:tab/>
+      <w:t>Contrato de Locação Residencial</w:t>
+    </w:r>
+  </w:p>
+</w:hdr>
 </file>
 
 <file path=word/styles.xml><?xml version="1.0" encoding="utf-8"?>
@@ -2224,10 +2634,10 @@
       <w:jc w:val="left"/>
     </w:pPr>
     <w:rPr>
-      <w:rFonts w:ascii="Times New Roman" w:hAnsi="Times New Roman" w:eastAsia="Noto Serif CJK SC" w:cs="FreeSans"/>
-      <w:color w:val="auto"/>
+      <w:rFonts w:ascii="Arial" w:hAnsi="Arial" w:eastAsia="Arial" w:cs="FreeSans"/>
+      <w:color w:val="262626"/>
       <w:kern w:val="0"/>
-      <w:sz w:val="20"/>
+      <w:sz w:val="21"/>
       <w:szCs w:val="20"/>
       <w:lang w:val="pt-BR" w:eastAsia="zh-CN" w:bidi="hi-IN"/>
     </w:rPr>
